--- a/BrainSafe_AI_Publication/Manuscript/BrainSafe_AI_Manuscript.docx
+++ b/BrainSafe_AI_Publication/Manuscript/BrainSafe_AI_Manuscript.docx
@@ -2807,6 +2807,18 @@
     </w:p>
     <w:p>
       <w:pPr>
+        <w:jc w:val="both"/>
+      </w:pPr>
+      <w:r>
+        <w:rPr>
+          <w:b w:val="0"/>
+          <w:i w:val="0"/>
+        </w:rPr>
+        <w:t>Results are reported in two modes. Non-comparative analysis (Sections 3.1 and 3.3) reports each endpoint’s standalone performance against its own held-out measured data — absolute discrimination, calibration, conformal coverage and behaviour on reference compounds. Comparative analysis (Sections 3.2, 3.4 and 3.5) benchmarks the same models against external references: published QSAR performance ranges, simpler internal baselines under an identical protocol, and the general-purpose large-language-model paradigm.</w:t>
+      </w:r>
+    </w:p>
+    <w:p>
+      <w:pPr>
         <w:jc w:val="center"/>
       </w:pPr>
       <w:r>
@@ -2859,7 +2871,7 @@
         <w:pStyle w:val="Heading2"/>
       </w:pPr>
       <w:r>
-        <w:t>3.1 Classification performance</w:t>
+        <w:t>3.1 Classification performance (standalone, non-comparative)</w:t>
       </w:r>
     </w:p>
     <w:p>
@@ -4472,7 +4484,7 @@
           <w:b w:val="0"/>
           <w:i w:val="0"/>
         </w:rPr>
-        <w:t>Random-split AUROC was 0.94–0.98 across endpoints; scaffold and leave-cluster-out AUROC were 0.87–0.95; and temporal-split AUROC was 0.61–0.92 (Figure 3; Table 4). Isotonic calibration gave Brier scores of 0.04–0.14 (Figure 4B) and empirical conformal coverage of 0.885–0.905 against the 0.90 target (Figure 5A). The ensemble equalled or exceeded the k-nearest-neighbour and logistic-regression baselines for every endpoint (Figure 5B).</w:t>
+        <w:t>Random-split AUROC was 0.94–0.98 across endpoints; scaffold and leave-cluster-out AUROC were 0.87–0.95; and temporal-split AUROC was 0.61–0.92 (Figure 3; Table 4). Isotonic calibration gave Brier scores of 0.04–0.14 (Figure 4B) and empirical conformal coverage of 0.885–0.905 against the 0.90 target (Figure 5A).</w:t>
       </w:r>
     </w:p>
     <w:p>
@@ -4480,7 +4492,713 @@
         <w:pStyle w:val="Heading2"/>
       </w:pPr>
       <w:r>
-        <w:t>3.2 Comparison with the literature</w:t>
+        <w:t>3.2 Ablation against simpler baselines (comparative)</w:t>
+      </w:r>
+    </w:p>
+    <w:p>
+      <w:pPr>
+        <w:jc w:val="both"/>
+      </w:pPr>
+      <w:r>
+        <w:rPr>
+          <w:b w:val="0"/>
+          <w:i w:val="0"/>
+        </w:rPr>
+        <w:t>Under an identical scaffold-split protocol and feature set, the deployed ensemble was compared with a k-nearest-neighbour Tanimoto ‘read-across’ baseline — the closest algorithmic analogue to associative structural recall — and with L2-regularised logistic regression. The ensemble attained a mean scaffold-split AUROC of 0.912, versus 0.867 for k-nearest-neighbour (mean Δ = +0.045) and 0.808 for logistic regression (mean Δ = +0.104), and was best on every one of the eight endpoints (Table 6; Figure 5B). Exceeding a pure nearest-neighbour read-across indicates the model captures structure–activity relationships not reducible to retrieving the most similar known molecule.</w:t>
+      </w:r>
+    </w:p>
+    <w:p>
+      <w:r>
+        <w:rPr>
+          <w:b w:val="0"/>
+          <w:i/>
+          <w:sz w:val="18"/>
+        </w:rPr>
+        <w:t>Table 6. Scaffold-split AUROC of the deployed ensemble versus baselines (Supplementary Table S9).</w:t>
+      </w:r>
+    </w:p>
+    <w:tbl>
+      <w:tblPr>
+        <w:tblStyle w:val="TableGrid"/>
+        <w:tblW w:type="auto" w:w="0"/>
+        <w:jc w:val="center"/>
+        <w:tblLook w:firstColumn="1" w:firstRow="1" w:lastColumn="0" w:lastRow="0" w:noHBand="0" w:noVBand="1" w:val="04A0"/>
+      </w:tblPr>
+      <w:tblGrid>
+        <w:gridCol w:w="1872"/>
+        <w:gridCol w:w="1872"/>
+        <w:gridCol w:w="1872"/>
+        <w:gridCol w:w="1872"/>
+        <w:gridCol w:w="1872"/>
+      </w:tblGrid>
+      <w:tr>
+        <w:tc>
+          <w:tcPr>
+            <w:tcW w:type="dxa" w:w="1872"/>
+          </w:tcPr>
+          <w:p>
+            <w:r/>
+            <w:r>
+              <w:rPr>
+                <w:b/>
+                <w:sz w:val="17"/>
+              </w:rPr>
+              <w:t>Endpoint</w:t>
+            </w:r>
+          </w:p>
+        </w:tc>
+        <w:tc>
+          <w:tcPr>
+            <w:tcW w:type="dxa" w:w="1872"/>
+          </w:tcPr>
+          <w:p>
+            <w:r/>
+            <w:r>
+              <w:rPr>
+                <w:b/>
+                <w:sz w:val="17"/>
+              </w:rPr>
+              <w:t>Ensemble</w:t>
+            </w:r>
+          </w:p>
+        </w:tc>
+        <w:tc>
+          <w:tcPr>
+            <w:tcW w:type="dxa" w:w="1872"/>
+          </w:tcPr>
+          <w:p>
+            <w:r/>
+            <w:r>
+              <w:rPr>
+                <w:b/>
+                <w:sz w:val="17"/>
+              </w:rPr>
+              <w:t>kNN-Tanimoto</w:t>
+            </w:r>
+          </w:p>
+        </w:tc>
+        <w:tc>
+          <w:tcPr>
+            <w:tcW w:type="dxa" w:w="1872"/>
+          </w:tcPr>
+          <w:p>
+            <w:r/>
+            <w:r>
+              <w:rPr>
+                <w:b/>
+                <w:sz w:val="17"/>
+              </w:rPr>
+              <w:t>Logistic reg.</w:t>
+            </w:r>
+          </w:p>
+        </w:tc>
+        <w:tc>
+          <w:tcPr>
+            <w:tcW w:type="dxa" w:w="1872"/>
+          </w:tcPr>
+          <w:p>
+            <w:r/>
+            <w:r>
+              <w:rPr>
+                <w:b/>
+                <w:sz w:val="17"/>
+              </w:rPr>
+              <w:t>Δ vs kNN</w:t>
+            </w:r>
+          </w:p>
+        </w:tc>
+      </w:tr>
+      <w:tr>
+        <w:tc>
+          <w:tcPr>
+            <w:tcW w:type="dxa" w:w="1872"/>
+          </w:tcPr>
+          <w:p>
+            <w:r/>
+            <w:r>
+              <w:rPr>
+                <w:sz w:val="17"/>
+              </w:rPr>
+              <w:t>AChE</w:t>
+            </w:r>
+          </w:p>
+        </w:tc>
+        <w:tc>
+          <w:tcPr>
+            <w:tcW w:type="dxa" w:w="1872"/>
+          </w:tcPr>
+          <w:p>
+            <w:r/>
+            <w:r>
+              <w:rPr>
+                <w:sz w:val="17"/>
+              </w:rPr>
+              <w:t>0.915</w:t>
+            </w:r>
+          </w:p>
+        </w:tc>
+        <w:tc>
+          <w:tcPr>
+            <w:tcW w:type="dxa" w:w="1872"/>
+          </w:tcPr>
+          <w:p>
+            <w:r/>
+            <w:r>
+              <w:rPr>
+                <w:sz w:val="17"/>
+              </w:rPr>
+              <w:t>0.874</w:t>
+            </w:r>
+          </w:p>
+        </w:tc>
+        <w:tc>
+          <w:tcPr>
+            <w:tcW w:type="dxa" w:w="1872"/>
+          </w:tcPr>
+          <w:p>
+            <w:r/>
+            <w:r>
+              <w:rPr>
+                <w:sz w:val="17"/>
+              </w:rPr>
+              <w:t>0.828</w:t>
+            </w:r>
+          </w:p>
+        </w:tc>
+        <w:tc>
+          <w:tcPr>
+            <w:tcW w:type="dxa" w:w="1872"/>
+          </w:tcPr>
+          <w:p>
+            <w:r/>
+            <w:r>
+              <w:rPr>
+                <w:sz w:val="17"/>
+              </w:rPr>
+              <w:t>0.041</w:t>
+            </w:r>
+          </w:p>
+        </w:tc>
+      </w:tr>
+      <w:tr>
+        <w:tc>
+          <w:tcPr>
+            <w:tcW w:type="dxa" w:w="1872"/>
+          </w:tcPr>
+          <w:p>
+            <w:r/>
+            <w:r>
+              <w:rPr>
+                <w:sz w:val="17"/>
+              </w:rPr>
+              <w:t>BACE1</w:t>
+            </w:r>
+          </w:p>
+        </w:tc>
+        <w:tc>
+          <w:tcPr>
+            <w:tcW w:type="dxa" w:w="1872"/>
+          </w:tcPr>
+          <w:p>
+            <w:r/>
+            <w:r>
+              <w:rPr>
+                <w:sz w:val="17"/>
+              </w:rPr>
+              <w:t>0.95</w:t>
+            </w:r>
+          </w:p>
+        </w:tc>
+        <w:tc>
+          <w:tcPr>
+            <w:tcW w:type="dxa" w:w="1872"/>
+          </w:tcPr>
+          <w:p>
+            <w:r/>
+            <w:r>
+              <w:rPr>
+                <w:sz w:val="17"/>
+              </w:rPr>
+              <w:t>0.885</w:t>
+            </w:r>
+          </w:p>
+        </w:tc>
+        <w:tc>
+          <w:tcPr>
+            <w:tcW w:type="dxa" w:w="1872"/>
+          </w:tcPr>
+          <w:p>
+            <w:r/>
+            <w:r>
+              <w:rPr>
+                <w:sz w:val="17"/>
+              </w:rPr>
+              <w:t>0.883</w:t>
+            </w:r>
+          </w:p>
+        </w:tc>
+        <w:tc>
+          <w:tcPr>
+            <w:tcW w:type="dxa" w:w="1872"/>
+          </w:tcPr>
+          <w:p>
+            <w:r/>
+            <w:r>
+              <w:rPr>
+                <w:sz w:val="17"/>
+              </w:rPr>
+              <w:t>0.065</w:t>
+            </w:r>
+          </w:p>
+        </w:tc>
+      </w:tr>
+      <w:tr>
+        <w:tc>
+          <w:tcPr>
+            <w:tcW w:type="dxa" w:w="1872"/>
+          </w:tcPr>
+          <w:p>
+            <w:r/>
+            <w:r>
+              <w:rPr>
+                <w:sz w:val="17"/>
+              </w:rPr>
+              <w:t>BBB</w:t>
+            </w:r>
+          </w:p>
+        </w:tc>
+        <w:tc>
+          <w:tcPr>
+            <w:tcW w:type="dxa" w:w="1872"/>
+          </w:tcPr>
+          <w:p>
+            <w:r/>
+            <w:r>
+              <w:rPr>
+                <w:sz w:val="17"/>
+              </w:rPr>
+              <w:t>0.921</w:t>
+            </w:r>
+          </w:p>
+        </w:tc>
+        <w:tc>
+          <w:tcPr>
+            <w:tcW w:type="dxa" w:w="1872"/>
+          </w:tcPr>
+          <w:p>
+            <w:r/>
+            <w:r>
+              <w:rPr>
+                <w:sz w:val="17"/>
+              </w:rPr>
+              <w:t>0.882</w:t>
+            </w:r>
+          </w:p>
+        </w:tc>
+        <w:tc>
+          <w:tcPr>
+            <w:tcW w:type="dxa" w:w="1872"/>
+          </w:tcPr>
+          <w:p>
+            <w:r/>
+            <w:r>
+              <w:rPr>
+                <w:sz w:val="17"/>
+              </w:rPr>
+              <w:t>0.792</w:t>
+            </w:r>
+          </w:p>
+        </w:tc>
+        <w:tc>
+          <w:tcPr>
+            <w:tcW w:type="dxa" w:w="1872"/>
+          </w:tcPr>
+          <w:p>
+            <w:r/>
+            <w:r>
+              <w:rPr>
+                <w:sz w:val="17"/>
+              </w:rPr>
+              <w:t>0.039</w:t>
+            </w:r>
+          </w:p>
+        </w:tc>
+      </w:tr>
+      <w:tr>
+        <w:tc>
+          <w:tcPr>
+            <w:tcW w:type="dxa" w:w="1872"/>
+          </w:tcPr>
+          <w:p>
+            <w:r/>
+            <w:r>
+              <w:rPr>
+                <w:sz w:val="17"/>
+              </w:rPr>
+              <w:t>BChE</w:t>
+            </w:r>
+          </w:p>
+        </w:tc>
+        <w:tc>
+          <w:tcPr>
+            <w:tcW w:type="dxa" w:w="1872"/>
+          </w:tcPr>
+          <w:p>
+            <w:r/>
+            <w:r>
+              <w:rPr>
+                <w:sz w:val="17"/>
+              </w:rPr>
+              <w:t>0.937</w:t>
+            </w:r>
+          </w:p>
+        </w:tc>
+        <w:tc>
+          <w:tcPr>
+            <w:tcW w:type="dxa" w:w="1872"/>
+          </w:tcPr>
+          <w:p>
+            <w:r/>
+            <w:r>
+              <w:rPr>
+                <w:sz w:val="17"/>
+              </w:rPr>
+              <w:t>0.899</w:t>
+            </w:r>
+          </w:p>
+        </w:tc>
+        <w:tc>
+          <w:tcPr>
+            <w:tcW w:type="dxa" w:w="1872"/>
+          </w:tcPr>
+          <w:p>
+            <w:r/>
+            <w:r>
+              <w:rPr>
+                <w:sz w:val="17"/>
+              </w:rPr>
+              <w:t>0.866</w:t>
+            </w:r>
+          </w:p>
+        </w:tc>
+        <w:tc>
+          <w:tcPr>
+            <w:tcW w:type="dxa" w:w="1872"/>
+          </w:tcPr>
+          <w:p>
+            <w:r/>
+            <w:r>
+              <w:rPr>
+                <w:sz w:val="17"/>
+              </w:rPr>
+              <w:t>0.038</w:t>
+            </w:r>
+          </w:p>
+        </w:tc>
+      </w:tr>
+      <w:tr>
+        <w:tc>
+          <w:tcPr>
+            <w:tcW w:type="dxa" w:w="1872"/>
+          </w:tcPr>
+          <w:p>
+            <w:r/>
+            <w:r>
+              <w:rPr>
+                <w:sz w:val="17"/>
+              </w:rPr>
+              <w:t>GSK3B</w:t>
+            </w:r>
+          </w:p>
+        </w:tc>
+        <w:tc>
+          <w:tcPr>
+            <w:tcW w:type="dxa" w:w="1872"/>
+          </w:tcPr>
+          <w:p>
+            <w:r/>
+            <w:r>
+              <w:rPr>
+                <w:sz w:val="17"/>
+              </w:rPr>
+              <w:t>0.92</w:t>
+            </w:r>
+          </w:p>
+        </w:tc>
+        <w:tc>
+          <w:tcPr>
+            <w:tcW w:type="dxa" w:w="1872"/>
+          </w:tcPr>
+          <w:p>
+            <w:r/>
+            <w:r>
+              <w:rPr>
+                <w:sz w:val="17"/>
+              </w:rPr>
+              <w:t>0.842</w:t>
+            </w:r>
+          </w:p>
+        </w:tc>
+        <w:tc>
+          <w:tcPr>
+            <w:tcW w:type="dxa" w:w="1872"/>
+          </w:tcPr>
+          <w:p>
+            <w:r/>
+            <w:r>
+              <w:rPr>
+                <w:sz w:val="17"/>
+              </w:rPr>
+              <w:t>0.831</w:t>
+            </w:r>
+          </w:p>
+        </w:tc>
+        <w:tc>
+          <w:tcPr>
+            <w:tcW w:type="dxa" w:w="1872"/>
+          </w:tcPr>
+          <w:p>
+            <w:r/>
+            <w:r>
+              <w:rPr>
+                <w:sz w:val="17"/>
+              </w:rPr>
+              <w:t>0.078</w:t>
+            </w:r>
+          </w:p>
+        </w:tc>
+      </w:tr>
+      <w:tr>
+        <w:tc>
+          <w:tcPr>
+            <w:tcW w:type="dxa" w:w="1872"/>
+          </w:tcPr>
+          <w:p>
+            <w:r/>
+            <w:r>
+              <w:rPr>
+                <w:sz w:val="17"/>
+              </w:rPr>
+              <w:t>MAO_A</w:t>
+            </w:r>
+          </w:p>
+        </w:tc>
+        <w:tc>
+          <w:tcPr>
+            <w:tcW w:type="dxa" w:w="1872"/>
+          </w:tcPr>
+          <w:p>
+            <w:r/>
+            <w:r>
+              <w:rPr>
+                <w:sz w:val="17"/>
+              </w:rPr>
+              <w:t>0.867</w:t>
+            </w:r>
+          </w:p>
+        </w:tc>
+        <w:tc>
+          <w:tcPr>
+            <w:tcW w:type="dxa" w:w="1872"/>
+          </w:tcPr>
+          <w:p>
+            <w:r/>
+            <w:r>
+              <w:rPr>
+                <w:sz w:val="17"/>
+              </w:rPr>
+              <w:t>0.853</w:t>
+            </w:r>
+          </w:p>
+        </w:tc>
+        <w:tc>
+          <w:tcPr>
+            <w:tcW w:type="dxa" w:w="1872"/>
+          </w:tcPr>
+          <w:p>
+            <w:r/>
+            <w:r>
+              <w:rPr>
+                <w:sz w:val="17"/>
+              </w:rPr>
+              <w:t>0.731</w:t>
+            </w:r>
+          </w:p>
+        </w:tc>
+        <w:tc>
+          <w:tcPr>
+            <w:tcW w:type="dxa" w:w="1872"/>
+          </w:tcPr>
+          <w:p>
+            <w:r/>
+            <w:r>
+              <w:rPr>
+                <w:sz w:val="17"/>
+              </w:rPr>
+              <w:t>0.014</w:t>
+            </w:r>
+          </w:p>
+        </w:tc>
+      </w:tr>
+      <w:tr>
+        <w:tc>
+          <w:tcPr>
+            <w:tcW w:type="dxa" w:w="1872"/>
+          </w:tcPr>
+          <w:p>
+            <w:r/>
+            <w:r>
+              <w:rPr>
+                <w:sz w:val="17"/>
+              </w:rPr>
+              <w:t>MAO_B</w:t>
+            </w:r>
+          </w:p>
+        </w:tc>
+        <w:tc>
+          <w:tcPr>
+            <w:tcW w:type="dxa" w:w="1872"/>
+          </w:tcPr>
+          <w:p>
+            <w:r/>
+            <w:r>
+              <w:rPr>
+                <w:sz w:val="17"/>
+              </w:rPr>
+              <w:t>0.885</w:t>
+            </w:r>
+          </w:p>
+        </w:tc>
+        <w:tc>
+          <w:tcPr>
+            <w:tcW w:type="dxa" w:w="1872"/>
+          </w:tcPr>
+          <w:p>
+            <w:r/>
+            <w:r>
+              <w:rPr>
+                <w:sz w:val="17"/>
+              </w:rPr>
+              <w:t>0.833</w:t>
+            </w:r>
+          </w:p>
+        </w:tc>
+        <w:tc>
+          <w:tcPr>
+            <w:tcW w:type="dxa" w:w="1872"/>
+          </w:tcPr>
+          <w:p>
+            <w:r/>
+            <w:r>
+              <w:rPr>
+                <w:sz w:val="17"/>
+              </w:rPr>
+              <w:t>0.742</w:t>
+            </w:r>
+          </w:p>
+        </w:tc>
+        <w:tc>
+          <w:tcPr>
+            <w:tcW w:type="dxa" w:w="1872"/>
+          </w:tcPr>
+          <w:p>
+            <w:r/>
+            <w:r>
+              <w:rPr>
+                <w:sz w:val="17"/>
+              </w:rPr>
+              <w:t>0.052</w:t>
+            </w:r>
+          </w:p>
+        </w:tc>
+      </w:tr>
+      <w:tr>
+        <w:tc>
+          <w:tcPr>
+            <w:tcW w:type="dxa" w:w="1872"/>
+          </w:tcPr>
+          <w:p>
+            <w:r/>
+            <w:r>
+              <w:rPr>
+                <w:sz w:val="17"/>
+              </w:rPr>
+              <w:t>hERG</w:t>
+            </w:r>
+          </w:p>
+        </w:tc>
+        <w:tc>
+          <w:tcPr>
+            <w:tcW w:type="dxa" w:w="1872"/>
+          </w:tcPr>
+          <w:p>
+            <w:r/>
+            <w:r>
+              <w:rPr>
+                <w:sz w:val="17"/>
+              </w:rPr>
+              <w:t>0.901</w:t>
+            </w:r>
+          </w:p>
+        </w:tc>
+        <w:tc>
+          <w:tcPr>
+            <w:tcW w:type="dxa" w:w="1872"/>
+          </w:tcPr>
+          <w:p>
+            <w:r/>
+            <w:r>
+              <w:rPr>
+                <w:sz w:val="17"/>
+              </w:rPr>
+              <w:t>0.871</w:t>
+            </w:r>
+          </w:p>
+        </w:tc>
+        <w:tc>
+          <w:tcPr>
+            <w:tcW w:type="dxa" w:w="1872"/>
+          </w:tcPr>
+          <w:p>
+            <w:r/>
+            <w:r>
+              <w:rPr>
+                <w:sz w:val="17"/>
+              </w:rPr>
+              <w:t>0.792</w:t>
+            </w:r>
+          </w:p>
+        </w:tc>
+        <w:tc>
+          <w:tcPr>
+            <w:tcW w:type="dxa" w:w="1872"/>
+          </w:tcPr>
+          <w:p>
+            <w:r/>
+            <w:r>
+              <w:rPr>
+                <w:sz w:val="17"/>
+              </w:rPr>
+              <w:t>0.03</w:t>
+            </w:r>
+          </w:p>
+        </w:tc>
+      </w:tr>
+    </w:tbl>
+    <w:p>
+      <w:r>
+        <w:rPr>
+          <w:b w:val="0"/>
+          <w:i w:val="0"/>
+        </w:rPr>
+      </w:r>
+    </w:p>
+    <w:p>
+      <w:pPr>
+        <w:pStyle w:val="Heading2"/>
+      </w:pPr>
+      <w:r>
+        <w:t>3.3 Comparison with the literature (comparative)</w:t>
       </w:r>
     </w:p>
     <w:p>
@@ -4549,7 +5267,7 @@
         <w:pStyle w:val="Heading2"/>
       </w:pPr>
       <w:r>
-        <w:t>3.3 Receptor potency regression and antioxidant model</w:t>
+        <w:t>3.4 Receptor potency regression and antioxidant model (non-comparative)</w:t>
       </w:r>
     </w:p>
     <w:p>
@@ -5088,7 +5806,7 @@
         <w:pStyle w:val="Heading2"/>
       </w:pPr>
       <w:r>
-        <w:t>3.4 Behaviour on reference compounds</w:t>
+        <w:t>3.5 Behaviour on reference compounds (non-comparative)</w:t>
       </w:r>
     </w:p>
     <w:p>
@@ -5101,6 +5819,580 @@
           <w:i w:val="0"/>
         </w:rPr>
         <w:t>With chemistry-only inputs the integrated system reproduced established pharmacology: rivastigmine resolved to Alzheimer’s disease via BChE; rasagiline to Parkinson’s disease via MAO-B; fluoxetine to depression via SERT with a corresponding clinical-precedent match; terfenadine, withdrawn for cardiotoxicity, was predicted positive at hERG; and resveratrol was predicted BBB non-penetrant, consistent with reported flavonoid CNS bioavailability (Hasan et al., 2023).</w:t>
+      </w:r>
+    </w:p>
+    <w:p>
+      <w:pPr>
+        <w:pStyle w:val="Heading2"/>
+      </w:pPr>
+      <w:r>
+        <w:t>3.6 Comparison with general-purpose large language models (comparative)</w:t>
+      </w:r>
+    </w:p>
+    <w:p>
+      <w:pPr>
+        <w:jc w:val="both"/>
+      </w:pPr>
+      <w:r>
+        <w:rPr>
+          <w:b w:val="0"/>
+          <w:i w:val="0"/>
+        </w:rPr>
+        <w:t>Because general-purpose large language models (LLMs) can be queried in natural language for chemical information, we assessed whether a dedicated tool remains warranted, along three lines: published benchmark evidence, the scientific basis of the difference, and a reproducible demonstration of grounded output.</w:t>
+      </w:r>
+    </w:p>
+    <w:p>
+      <w:pPr>
+        <w:jc w:val="both"/>
+      </w:pPr>
+      <w:r>
+        <w:rPr>
+          <w:b w:val="0"/>
+          <w:i w:val="0"/>
+        </w:rPr>
+        <w:t>Benchmark evidence. On molecular property prediction — the task class BrainSafe performs — general-purpose LLMs consistently underperform specialised machine-learning models. In an eight-task chemistry benchmark, LLMs including GPT-4 lag task-specific models on property prediction and parse SMILES unreliably (Guo et al., 2023); a dedicated molecule-prediction benchmark reports that LLMs ‘generally lag behind ML models’, particularly where molecular geometry matters (Zhong et al., 2024); and even fine-tuned LLMs become competitive with dedicated QSAR models only in the low-data limit, not at the data scale used here (Jablonka et al., 2024). LLMs also exhibit documented factual hallucination in generative settings (Ji et al., 2023).</w:t>
+      </w:r>
+    </w:p>
+    <w:p>
+      <w:pPr>
+        <w:jc w:val="both"/>
+      </w:pPr>
+      <w:r>
+        <w:rPr>
+          <w:b w:val="0"/>
+          <w:i w:val="0"/>
+        </w:rPr>
+        <w:t>Scientific background. A general LLM is an autoregressive next-token predictor over text; it does not compute a molecular fingerprint, does not fit an explicit function from chemical structure to measured bioactivity, and does not emit a probability with a calibration or coverage guarantee. BrainSafe encodes each molecule as an ECFP-4 fingerprint plus 24 physicochemical descriptors, learns a structure-to-measured-activity mapping from 64,474 records, and returns a calibrated probability wrapped in a conformal set with empirically verified ~90% coverage, together with the nearest measured analogue and its measured pChEMBL — guarantees an LLM cannot provide. Table 7 summarises the capability differences (Supplementary Table S8).</w:t>
+      </w:r>
+    </w:p>
+    <w:p>
+      <w:r>
+        <w:rPr>
+          <w:b w:val="0"/>
+          <w:i/>
+          <w:sz w:val="18"/>
+        </w:rPr>
+        <w:t>Table 7. Capability comparison: BrainSafe AI versus a general-purpose large language model.</w:t>
+      </w:r>
+    </w:p>
+    <w:tbl>
+      <w:tblPr>
+        <w:tblStyle w:val="TableGrid"/>
+        <w:tblW w:type="auto" w:w="0"/>
+        <w:jc w:val="center"/>
+        <w:tblLook w:firstColumn="1" w:firstRow="1" w:lastColumn="0" w:lastRow="0" w:noHBand="0" w:noVBand="1" w:val="04A0"/>
+      </w:tblPr>
+      <w:tblGrid>
+        <w:gridCol w:w="3120"/>
+        <w:gridCol w:w="3120"/>
+        <w:gridCol w:w="3120"/>
+      </w:tblGrid>
+      <w:tr>
+        <w:tc>
+          <w:tcPr>
+            <w:tcW w:type="dxa" w:w="3120"/>
+          </w:tcPr>
+          <w:p>
+            <w:r/>
+            <w:r>
+              <w:rPr>
+                <w:b/>
+                <w:sz w:val="17"/>
+              </w:rPr>
+              <w:t>Dimension</w:t>
+            </w:r>
+          </w:p>
+        </w:tc>
+        <w:tc>
+          <w:tcPr>
+            <w:tcW w:type="dxa" w:w="3120"/>
+          </w:tcPr>
+          <w:p>
+            <w:r/>
+            <w:r>
+              <w:rPr>
+                <w:b/>
+                <w:sz w:val="17"/>
+              </w:rPr>
+              <w:t>BrainSafe AI</w:t>
+            </w:r>
+          </w:p>
+        </w:tc>
+        <w:tc>
+          <w:tcPr>
+            <w:tcW w:type="dxa" w:w="3120"/>
+          </w:tcPr>
+          <w:p>
+            <w:r/>
+            <w:r>
+              <w:rPr>
+                <w:b/>
+                <w:sz w:val="17"/>
+              </w:rPr>
+              <w:t>General-purpose LLM</w:t>
+            </w:r>
+          </w:p>
+        </w:tc>
+      </w:tr>
+      <w:tr>
+        <w:tc>
+          <w:tcPr>
+            <w:tcW w:type="dxa" w:w="3120"/>
+          </w:tcPr>
+          <w:p>
+            <w:r/>
+            <w:r>
+              <w:rPr>
+                <w:sz w:val="17"/>
+              </w:rPr>
+              <w:t>Input</w:t>
+            </w:r>
+          </w:p>
+        </w:tc>
+        <w:tc>
+          <w:tcPr>
+            <w:tcW w:type="dxa" w:w="3120"/>
+          </w:tcPr>
+          <w:p>
+            <w:r/>
+            <w:r>
+              <w:rPr>
+                <w:sz w:val="17"/>
+              </w:rPr>
+              <w:t>Chemical structure (SMILES; name/inchi resolved to structure)</w:t>
+            </w:r>
+          </w:p>
+        </w:tc>
+        <w:tc>
+          <w:tcPr>
+            <w:tcW w:type="dxa" w:w="3120"/>
+          </w:tcPr>
+          <w:p>
+            <w:r/>
+            <w:r>
+              <w:rPr>
+                <w:sz w:val="17"/>
+              </w:rPr>
+              <w:t>Natural-language text prompt</w:t>
+            </w:r>
+          </w:p>
+        </w:tc>
+      </w:tr>
+      <w:tr>
+        <w:tc>
+          <w:tcPr>
+            <w:tcW w:type="dxa" w:w="3120"/>
+          </w:tcPr>
+          <w:p>
+            <w:r/>
+            <w:r>
+              <w:rPr>
+                <w:sz w:val="17"/>
+              </w:rPr>
+              <w:t>Molecular representation</w:t>
+            </w:r>
+          </w:p>
+        </w:tc>
+        <w:tc>
+          <w:tcPr>
+            <w:tcW w:type="dxa" w:w="3120"/>
+          </w:tcPr>
+          <w:p>
+            <w:r/>
+            <w:r>
+              <w:rPr>
+                <w:sz w:val="17"/>
+              </w:rPr>
+              <w:t>ECFP-4 (1024-bit) + 24 computed RDKit physicochemical descriptors</w:t>
+            </w:r>
+          </w:p>
+        </w:tc>
+        <w:tc>
+          <w:tcPr>
+            <w:tcW w:type="dxa" w:w="3120"/>
+          </w:tcPr>
+          <w:p>
+            <w:r/>
+            <w:r>
+              <w:rPr>
+                <w:sz w:val="17"/>
+              </w:rPr>
+              <w:t>Sub-word text tokens; no explicit molecular graph/descriptors</w:t>
+            </w:r>
+          </w:p>
+        </w:tc>
+      </w:tr>
+      <w:tr>
+        <w:tc>
+          <w:tcPr>
+            <w:tcW w:type="dxa" w:w="3120"/>
+          </w:tcPr>
+          <w:p>
+            <w:r/>
+            <w:r>
+              <w:rPr>
+                <w:sz w:val="17"/>
+              </w:rPr>
+              <w:t>Training signal</w:t>
+            </w:r>
+          </w:p>
+        </w:tc>
+        <w:tc>
+          <w:tcPr>
+            <w:tcW w:type="dxa" w:w="3120"/>
+          </w:tcPr>
+          <w:p>
+            <w:r/>
+            <w:r>
+              <w:rPr>
+                <w:sz w:val="17"/>
+              </w:rPr>
+              <w:t>64,474 measured ChEMBL/B3DB bioactivity records (structure-&gt;measured value)</w:t>
+            </w:r>
+          </w:p>
+        </w:tc>
+        <w:tc>
+          <w:tcPr>
+            <w:tcW w:type="dxa" w:w="3120"/>
+          </w:tcPr>
+          <w:p>
+            <w:r/>
+            <w:r>
+              <w:rPr>
+                <w:sz w:val="17"/>
+              </w:rPr>
+              <w:t>Web/text corpus; bioactivity not learned as a measured regression target</w:t>
+            </w:r>
+          </w:p>
+        </w:tc>
+      </w:tr>
+      <w:tr>
+        <w:tc>
+          <w:tcPr>
+            <w:tcW w:type="dxa" w:w="3120"/>
+          </w:tcPr>
+          <w:p>
+            <w:r/>
+            <w:r>
+              <w:rPr>
+                <w:sz w:val="17"/>
+              </w:rPr>
+              <w:t>Primary output</w:t>
+            </w:r>
+          </w:p>
+        </w:tc>
+        <w:tc>
+          <w:tcPr>
+            <w:tcW w:type="dxa" w:w="3120"/>
+          </w:tcPr>
+          <w:p>
+            <w:r/>
+            <w:r>
+              <w:rPr>
+                <w:sz w:val="17"/>
+              </w:rPr>
+              <w:t>Calibrated probability / potency per endpoint</w:t>
+            </w:r>
+          </w:p>
+        </w:tc>
+        <w:tc>
+          <w:tcPr>
+            <w:tcW w:type="dxa" w:w="3120"/>
+          </w:tcPr>
+          <w:p>
+            <w:r/>
+            <w:r>
+              <w:rPr>
+                <w:sz w:val="17"/>
+              </w:rPr>
+              <w:t>Free-text assertion</w:t>
+            </w:r>
+          </w:p>
+        </w:tc>
+      </w:tr>
+      <w:tr>
+        <w:tc>
+          <w:tcPr>
+            <w:tcW w:type="dxa" w:w="3120"/>
+          </w:tcPr>
+          <w:p>
+            <w:r/>
+            <w:r>
+              <w:rPr>
+                <w:sz w:val="17"/>
+              </w:rPr>
+              <w:t>Uncertainty quantification</w:t>
+            </w:r>
+          </w:p>
+        </w:tc>
+        <w:tc>
+          <w:tcPr>
+            <w:tcW w:type="dxa" w:w="3120"/>
+          </w:tcPr>
+          <w:p>
+            <w:r/>
+            <w:r>
+              <w:rPr>
+                <w:sz w:val="17"/>
+              </w:rPr>
+              <w:t>Isotonic calibration + Mondrian conformal sets (empirical 88.5-90.5% coverage)</w:t>
+            </w:r>
+          </w:p>
+        </w:tc>
+        <w:tc>
+          <w:tcPr>
+            <w:tcW w:type="dxa" w:w="3120"/>
+          </w:tcPr>
+          <w:p>
+            <w:r/>
+            <w:r>
+              <w:rPr>
+                <w:sz w:val="17"/>
+              </w:rPr>
+              <w:t>None, or verbal and uncalibrated</w:t>
+            </w:r>
+          </w:p>
+        </w:tc>
+      </w:tr>
+      <w:tr>
+        <w:tc>
+          <w:tcPr>
+            <w:tcW w:type="dxa" w:w="3120"/>
+          </w:tcPr>
+          <w:p>
+            <w:r/>
+            <w:r>
+              <w:rPr>
+                <w:sz w:val="17"/>
+              </w:rPr>
+              <w:t>Provenance / grounding</w:t>
+            </w:r>
+          </w:p>
+        </w:tc>
+        <w:tc>
+          <w:tcPr>
+            <w:tcW w:type="dxa" w:w="3120"/>
+          </w:tcPr>
+          <w:p>
+            <w:r/>
+            <w:r>
+              <w:rPr>
+                <w:sz w:val="17"/>
+              </w:rPr>
+              <w:t>Returns nearest MEASURED analogue(s) + measured pChEMBL for every call</w:t>
+            </w:r>
+          </w:p>
+        </w:tc>
+        <w:tc>
+          <w:tcPr>
+            <w:tcW w:type="dxa" w:w="3120"/>
+          </w:tcPr>
+          <w:p>
+            <w:r/>
+            <w:r>
+              <w:rPr>
+                <w:sz w:val="17"/>
+              </w:rPr>
+              <w:t>Not grounded in specific measurements; hallucination documented</w:t>
+            </w:r>
+          </w:p>
+        </w:tc>
+      </w:tr>
+      <w:tr>
+        <w:tc>
+          <w:tcPr>
+            <w:tcW w:type="dxa" w:w="3120"/>
+          </w:tcPr>
+          <w:p>
+            <w:r/>
+            <w:r>
+              <w:rPr>
+                <w:sz w:val="17"/>
+              </w:rPr>
+              <w:t>Applicability domain</w:t>
+            </w:r>
+          </w:p>
+        </w:tc>
+        <w:tc>
+          <w:tcPr>
+            <w:tcW w:type="dxa" w:w="3120"/>
+          </w:tcPr>
+          <w:p>
+            <w:r/>
+            <w:r>
+              <w:rPr>
+                <w:sz w:val="17"/>
+              </w:rPr>
+              <w:t>Explicit Tanimoto AD flag; performance shown to degrade with distance (STable5)</w:t>
+            </w:r>
+          </w:p>
+        </w:tc>
+        <w:tc>
+          <w:tcPr>
+            <w:tcW w:type="dxa" w:w="3120"/>
+          </w:tcPr>
+          <w:p>
+            <w:r/>
+            <w:r>
+              <w:rPr>
+                <w:sz w:val="17"/>
+              </w:rPr>
+              <w:t>No domain boundary; equally fluent in- and out-of-domain</w:t>
+            </w:r>
+          </w:p>
+        </w:tc>
+      </w:tr>
+      <w:tr>
+        <w:tc>
+          <w:tcPr>
+            <w:tcW w:type="dxa" w:w="3120"/>
+          </w:tcPr>
+          <w:p>
+            <w:r/>
+            <w:r>
+              <w:rPr>
+                <w:sz w:val="17"/>
+              </w:rPr>
+              <w:t>Reproducibility</w:t>
+            </w:r>
+          </w:p>
+        </w:tc>
+        <w:tc>
+          <w:tcPr>
+            <w:tcW w:type="dxa" w:w="3120"/>
+          </w:tcPr>
+          <w:p>
+            <w:r/>
+            <w:r>
+              <w:rPr>
+                <w:sz w:val="17"/>
+              </w:rPr>
+              <w:t>Deterministic (fixed seed 42); identical output on re-run</w:t>
+            </w:r>
+          </w:p>
+        </w:tc>
+        <w:tc>
+          <w:tcPr>
+            <w:tcW w:type="dxa" w:w="3120"/>
+          </w:tcPr>
+          <w:p>
+            <w:r/>
+            <w:r>
+              <w:rPr>
+                <w:sz w:val="17"/>
+              </w:rPr>
+              <w:t>Stochastic; version- and prompt-dependent</w:t>
+            </w:r>
+          </w:p>
+        </w:tc>
+      </w:tr>
+      <w:tr>
+        <w:tc>
+          <w:tcPr>
+            <w:tcW w:type="dxa" w:w="3120"/>
+          </w:tcPr>
+          <w:p>
+            <w:r/>
+            <w:r>
+              <w:rPr>
+                <w:sz w:val="17"/>
+              </w:rPr>
+              <w:t>Benchmarked property-prediction accuracy</w:t>
+            </w:r>
+          </w:p>
+        </w:tc>
+        <w:tc>
+          <w:tcPr>
+            <w:tcW w:type="dxa" w:w="3120"/>
+          </w:tcPr>
+          <w:p>
+            <w:r/>
+            <w:r>
+              <w:rPr>
+                <w:sz w:val="17"/>
+              </w:rPr>
+              <w:t>AUROC 0.87-0.98 (scaffold/random, this work)</w:t>
+            </w:r>
+          </w:p>
+        </w:tc>
+        <w:tc>
+          <w:tcPr>
+            <w:tcW w:type="dxa" w:w="3120"/>
+          </w:tcPr>
+          <w:p>
+            <w:r/>
+            <w:r>
+              <w:rPr>
+                <w:sz w:val="17"/>
+              </w:rPr>
+              <w:t>Underperforms specialised ML on molecular property prediction (Guo 2023; Zhong 2024)</w:t>
+            </w:r>
+          </w:p>
+        </w:tc>
+      </w:tr>
+      <w:tr>
+        <w:tc>
+          <w:tcPr>
+            <w:tcW w:type="dxa" w:w="3120"/>
+          </w:tcPr>
+          <w:p>
+            <w:r/>
+            <w:r>
+              <w:rPr>
+                <w:sz w:val="17"/>
+              </w:rPr>
+              <w:t>Behaviour on a novel compound</w:t>
+            </w:r>
+          </w:p>
+        </w:tc>
+        <w:tc>
+          <w:tcPr>
+            <w:tcW w:type="dxa" w:w="3120"/>
+          </w:tcPr>
+          <w:p>
+            <w:r/>
+            <w:r>
+              <w:rPr>
+                <w:sz w:val="17"/>
+              </w:rPr>
+              <w:t>Grounded, calibrated prediction or explicit out-of-domain flag</w:t>
+            </w:r>
+          </w:p>
+        </w:tc>
+        <w:tc>
+          <w:tcPr>
+            <w:tcW w:type="dxa" w:w="3120"/>
+          </w:tcPr>
+          <w:p>
+            <w:r/>
+            <w:r>
+              <w:rPr>
+                <w:sz w:val="17"/>
+              </w:rPr>
+              <w:t>May confabulate plausible but unverifiable values</w:t>
+            </w:r>
+          </w:p>
+        </w:tc>
+      </w:tr>
+    </w:tbl>
+    <w:p>
+      <w:r>
+        <w:rPr>
+          <w:b w:val="0"/>
+          <w:i w:val="0"/>
+        </w:rPr>
+      </w:r>
+    </w:p>
+    <w:p>
+      <w:pPr>
+        <w:jc w:val="both"/>
+      </w:pPr>
+      <w:r>
+        <w:rPr>
+          <w:b w:val="0"/>
+          <w:i w:val="0"/>
+        </w:rPr>
+        <w:t>Reproducible grounded-output demonstration. For fixed input structures the deployed engine returns verifiable artifacts (script BS_llm_comparison.py; output BS_llm_comparison.json): donepezil → AChE calibrated P = 0.96 with the nearest measured analogue at Tanimoto 0.71 (measured pChEMBL 7.75) and hERG P = 0.89, matching its clinical QT liability; terfenadine → hERG P = 1.00, correctly flagging the cardiotoxicity for which it was withdrawn, while correctly calling it BBB non-penetrant; and a novel arylpiperazine of an unpublished scaffold → an honest conformal ‘uncertain’ set for AChE grounded in a measured analogue (pChEMBL 4.82) rather than a confident but unverifiable text answer. Every value is traceable to a measurement. This grounding — a calibrated probability, a coverage-guaranteed set, and measured-analogue provenance for any structure, including novel ones — is the scientific justification for a dedicated tool complementary to, not replaced by, general LLMs.</w:t>
       </w:r>
     </w:p>
     <w:p>
@@ -5144,7 +6436,31 @@
           <w:b w:val="0"/>
           <w:i w:val="0"/>
         </w:rPr>
-        <w:t>Several limitations apply. The models predict target engagement, not the direction of modulation (agonism versus antagonism); engagement is distinct from clinical efficacy, and the clinical-precedent layer reports structural similarity to compounds with documented clinical phases rather than predicting efficacy; no prospective experimental validation has been performed; and GSK-3β and MAO-A generalise less well under temporal validation and are flagged as lower-confidence, while pooled DPPH antioxidant data show weak temporal transfer. Intended use is research hypothesis generation and prioritisation, not clinical or diagnostic application.</w:t>
+        <w:t>Why a dedicated tool rather than a general-purpose LLM? The comparative evidence (Section 3.6) supports a results-backed answer. On the exact task class in question — molecular property prediction — general LLMs are documented to underperform specialised machine learning (Guo et al., 2023; Zhong et al., 2024), with fine-tuned LLMs matching QSAR only in the low-data limit (Jablonka et al., 2024), whereas BrainSafe operates at a 64,474-record scale. More fundamentally, the paradigms differ in kind: an LLM emits fluent text without a calibrated probability, a coverage guarantee, an applicability-domain boundary, or a link to a specific measurement, and is prone to confident hallucination (Ji et al., 2023). BrainSafe returns, for any structure, a calibrated probability, a conformal set with empirically verified ~90% coverage, an explicit in/out-of-domain flag, and the nearest measured analogue with its pChEMBL. The two are therefore complementary rather than interchangeable where a decision must be auditable and grounded in measured data.</w:t>
+      </w:r>
+    </w:p>
+    <w:p>
+      <w:pPr>
+        <w:jc w:val="both"/>
+      </w:pPr>
+      <w:r>
+        <w:rPr>
+          <w:b w:val="0"/>
+          <w:i w:val="0"/>
+        </w:rPr>
+        <w:t>Threats to validity (scientific-flaw self-audit). We enumerate the principal methodological risks and how each is bounded. (1) Assay heterogeneity: activities pooled per target span IC50/Ki/Kd/EC50/Potency; this is mitigated by ChEMBL’s standardised pChEMBL scale, per-compound median aggregation and conservative labelling with the 5–6 grey zone discarded, though residual cross-assay variance remains and underlies the wider uncertainty on receptor and pooled DPPH endpoints. (2) Label-threshold sensitivity: the pChEMBL ≥6/&lt;5 cut is a modelling choice, so per-threshold precision, recall and F1 across operating points are provided (Supplementary Table S4). (3) Applicability-domain cut-off: the Tanimoto boundary is empirically justified by a monotonic decline in AUROC as train–test similarity falls (Supplementary Table S5). (4) Disease mapping: the target-to-disease synthesis is a transparent, knowledge-based rule — not a learned layer — with each driver tagged by provenance, so it is inspectable and overridable. (5) Single safety anti-target: cardiotoxicity is represented by hERG alone; other liabilities are out of scope. (6) Read-across ceiling: the ensemble exceeds a k-nearest-neighbour baseline on every endpoint (Section 3.2), so performance is not merely memorised nearest-neighbour recall. Each risk is surfaced in the tool output or the supplementary tables rather than concealed.</w:t>
+      </w:r>
+    </w:p>
+    <w:p>
+      <w:pPr>
+        <w:jc w:val="both"/>
+      </w:pPr>
+      <w:r>
+        <w:rPr>
+          <w:b w:val="0"/>
+          <w:i w:val="0"/>
+        </w:rPr>
+        <w:t>Several further limitations apply. The models predict target engagement, not the direction of modulation (agonism versus antagonism); engagement is distinct from clinical efficacy, and the clinical-precedent layer reports structural similarity to compounds with documented clinical phases rather than predicting efficacy; no prospective experimental validation has been performed; and GSK-3β and MAO-A generalise less well under temporal validation and are flagged as lower-confidence, while pooled DPPH antioxidant data show weak temporal transfer. Intended use is research hypothesis generation and prioritisation, not clinical or diagnostic application.</w:t>
       </w:r>
     </w:p>
     <w:p>
@@ -5429,6 +6745,18 @@
         <w:rPr>
           <w:sz w:val="20"/>
         </w:rPr>
+        <w:t>Guo, T., Guo, K., Nan, B., Liang, Z., Guo, Z., Chawla, N.V., Wiest, O. and Zhang, X. (2023) ‘What can large language models do in chemistry? A comprehensive benchmark on eight tasks’, Advances in Neural Information Processing Systems 36 (Datasets and Benchmarks Track). arXiv:2305.18365.</w:t>
+      </w:r>
+    </w:p>
+    <w:p>
+      <w:pPr>
+        <w:spacing w:after="120"/>
+        <w:ind w:left="720" w:hanging="720"/>
+      </w:pPr>
+      <w:r>
+        <w:rPr>
+          <w:sz w:val="20"/>
+        </w:rPr>
         <w:t>Hasan, S., Khatri, N., Rahman, Z.N., Menezes, A.A., Martini, J., Shehjar, F., Mujeeb, N. and Shah, Z.A. (2023) ‘Neuroprotective potential of flavonoids in brain disorders’, Brain Sciences, 13(9), 1258.</w:t>
       </w:r>
     </w:p>
@@ -5442,6 +6770,30 @@
           <w:sz w:val="20"/>
         </w:rPr>
         <w:t>Huang, E.T.C., Yang, J.-S., Liao, K.Y.K., Tseng, W.C.W., Lee, C.K., Gill, M., Compas, C., See, S. and Tsai, F.-J. (2024) ‘Predicting blood–brain barrier permeability of molecules with a large language model and machine learning’, Scientific Reports, 14, 15844.</w:t>
+      </w:r>
+    </w:p>
+    <w:p>
+      <w:pPr>
+        <w:spacing w:after="120"/>
+        <w:ind w:left="720" w:hanging="720"/>
+      </w:pPr>
+      <w:r>
+        <w:rPr>
+          <w:sz w:val="20"/>
+        </w:rPr>
+        <w:t>Jablonka, K.M., Schwaller, P., Ortega-Guerrero, A. and Smit, B. (2024) ‘Leveraging large language models for predictive chemistry’, Nature Machine Intelligence, 6(2), pp. 161–169.</w:t>
+      </w:r>
+    </w:p>
+    <w:p>
+      <w:pPr>
+        <w:spacing w:after="120"/>
+        <w:ind w:left="720" w:hanging="720"/>
+      </w:pPr>
+      <w:r>
+        <w:rPr>
+          <w:sz w:val="20"/>
+        </w:rPr>
+        <w:t>Ji, Z., Lee, N., Frieske, R., Yu, T., Su, D., Xu, Y., Ishii, E., Bang, Y.J., Madotto, A. and Fung, P. (2023) ‘Survey of hallucination in natural language generation’, ACM Computing Surveys, 55(12), Article 248.</w:t>
       </w:r>
     </w:p>
     <w:p>
@@ -5721,13 +7073,25 @@
       </w:r>
     </w:p>
     <w:p>
+      <w:pPr>
+        <w:spacing w:after="120"/>
+        <w:ind w:left="720" w:hanging="720"/>
+      </w:pPr>
+      <w:r>
+        <w:rPr>
+          <w:sz w:val="20"/>
+        </w:rPr>
+        <w:t>Zhong, Z., Zhou, K. and Mottin, D. (2024) ‘Benchmarking large language models for molecule prediction tasks’. arXiv:2403.05075.</w:t>
+      </w:r>
+    </w:p>
+    <w:p>
       <w:r>
         <w:rPr>
           <w:b w:val="0"/>
           <w:i/>
           <w:sz w:val="18"/>
         </w:rPr>
-        <w:t>Total references: 40.</w:t>
+        <w:t>Total references: 44.</w:t>
       </w:r>
     </w:p>
     <w:sectPr>

--- a/BrainSafe_AI_Publication/Manuscript/BrainSafe_AI_Manuscript.docx
+++ b/BrainSafe_AI_Publication/Manuscript/BrainSafe_AI_Manuscript.docx
@@ -6397,6 +6397,18 @@
     </w:p>
     <w:p>
       <w:pPr>
+        <w:jc w:val="both"/>
+      </w:pPr>
+      <w:r>
+        <w:rPr>
+          <w:b w:val="0"/>
+          <w:i w:val="0"/>
+        </w:rPr>
+        <w:t>Pre-registered head-to-head benchmark. To make the comparison directly measurable we froze a fixed prompt, a 10-compound panel with uncontested ground truth (approved-drug pharmacology plus one unpublished scaffold), and a scoring rubric before any system was run (protocol and key are released with the code). Scored by this rubric, BrainSafe attains BBB accuracy 8/9 (0.889), hERG accuracy 6/6 (1.000) on the uncontested set, a probability Brier score of 0.085, zero fabricated provenance items, and returns an honest conformal ‘uncertain’ set on the unpublished compound (Supplementary Table S13). The identical prompt is issued to general-purpose LLMs and each reply scored by the same rubric; because no third-party LLM API is reachable from the analysis environment, LLM rows are collected via the pre-registered human-in-the-loop protocol and reported on completion. The decisive probe is a requested specific ChEMBL identifier and measured value: BrainSafe cites a real measured analogue, whereas a text model must either omit the value or fabricate an identifier — a directly countable hallucination, most exposed on the novel compound.</w:t>
+      </w:r>
+    </w:p>
+    <w:p>
+      <w:pPr>
         <w:pStyle w:val="Heading1"/>
       </w:pPr>
       <w:r>
@@ -6448,7 +6460,7 @@
           <w:b w:val="0"/>
           <w:i w:val="0"/>
         </w:rPr>
-        <w:t>Threats to validity (scientific-flaw self-audit). We enumerate the principal methodological risks and how each is bounded. (1) Assay heterogeneity: activities pooled per target span IC50/Ki/Kd/EC50/Potency; this is mitigated by ChEMBL’s standardised pChEMBL scale, per-compound median aggregation and conservative labelling with the 5–6 grey zone discarded, though residual cross-assay variance remains and underlies the wider uncertainty on receptor and pooled DPPH endpoints. (2) Label-threshold sensitivity: the pChEMBL ≥6/&lt;5 cut is a modelling choice, so per-threshold precision, recall and F1 across operating points are provided (Supplementary Table S4). (3) Applicability-domain cut-off: the Tanimoto boundary is empirically justified by a monotonic decline in AUROC as train–test similarity falls (Supplementary Table S5). (4) Disease mapping: the target-to-disease synthesis is a transparent, knowledge-based rule — not a learned layer — with each driver tagged by provenance, so it is inspectable and overridable. (5) Single safety anti-target: cardiotoxicity is represented by hERG alone; other liabilities are out of scope. (6) Read-across ceiling: the ensemble exceeds a k-nearest-neighbour baseline on every endpoint (Section 3.2), so performance is not merely memorised nearest-neighbour recall. Each risk is surfaced in the tool output or the supplementary tables rather than concealed.</w:t>
+        <w:t>Threats to validity (scientific-flaw self-audit, with quantitative tests). We enumerated the principal methodological risks and, rather than merely noting them, ran targeted analyses to bound each (BS_flaw_fixes.py / BS_assay_composition.py / BS_assay_sensitivity.py). (1) Assay heterogeneity: activities pooled per target span IC50/Ki/Kd/EC50/Potency; we first quantified the composition (Supplementary Table S11), finding IC50 dominant for every target (81–92%) except GSK-3β, which is genuinely mixed (IC50 49%, EC50 33%, Ki 16%). Retraining the deployed ensemble under scaffold CV on the dominant single assay type (IC50) only versus the pooled set changed AUROC by at most 0.006 across the three endpoints tested — including the most heterogeneous, GSK-3β (pooled 0.919 vs IC50-only 0.913; MAO-B −0.006; hERG 0.000; Supplementary Table S12) — so pooling on the standardised pChEMBL scale does not materially distort discrimination. (2) Label-threshold sensitivity: re-deriving labels at alternative definitions and re-measuring scaffold-CV AUROC with the deployed ensemble gave a maximum spread of 0.109 across four endpoints and four definitions; the stricter ≥6.5/&lt;5.5 cut sat within 0.01–0.02 of the deployed cut, and the ‘sharp boundary’ cut retaining the 5–6 grey zone was consistently worst, validating its removal (Supplementary Table S10; per-operating-threshold values in S4). (3) Applicability-domain cut-off: the n-weighted similarity-binned AUROC falls monotonically from 0.958 (nearest-neighbour Tanimoto ≥0.8) to 0.770 (&lt;0.4) (Supplementary Table S5), empirically justifying the out-of-domain flag in the 0.3–0.4 band. (4) Disease mapping: the target-to-disease synthesis is a transparent, knowledge-based rule — not a learned layer — with each driver tagged by provenance, so it is inspectable and overridable. (5) Single safety anti-target: cardiotoxicity is represented by hERG alone; other liabilities are out of scope. (6) Read-across ceiling: the ensemble exceeds a k-nearest-neighbour baseline on every endpoint (Section 3.2), so performance is not merely memorised nearest-neighbour recall. Each risk is surfaced in the tool output or the supplementary tables rather than concealed.</w:t>
       </w:r>
     </w:p>
     <w:p>

--- a/BrainSafe_AI_Publication/Manuscript/BrainSafe_AI_Manuscript.docx
+++ b/BrainSafe_AI_Publication/Manuscript/BrainSafe_AI_Manuscript.docx
@@ -6404,7 +6404,747 @@
           <w:b w:val="0"/>
           <w:i w:val="0"/>
         </w:rPr>
-        <w:t>Pre-registered head-to-head benchmark. To make the comparison directly measurable we froze a fixed prompt, a 10-compound panel with uncontested ground truth (approved-drug pharmacology plus one unpublished scaffold), and a scoring rubric before any system was run (protocol and key are released with the code). Scored by this rubric, BrainSafe attains BBB accuracy 8/9 (0.889), hERG accuracy 6/6 (1.000) on the uncontested set, a probability Brier score of 0.085, zero fabricated provenance items, and returns an honest conformal ‘uncertain’ set on the unpublished compound (Supplementary Table S13). The identical prompt is issued to general-purpose LLMs and each reply scored by the same rubric; because no third-party LLM API is reachable from the analysis environment, LLM rows are collected via the pre-registered human-in-the-loop protocol and reported on completion. The decisive probe is a requested specific ChEMBL identifier and measured value: BrainSafe cites a real measured analogue, whereas a text model must either omit the value or fabricate an identifier — a directly countable hallucination, most exposed on the novel compound.</w:t>
+        <w:t>Pre-registered head-to-head benchmark (executed). We froze a fixed prompt, a 10-compound panel with uncontested ground truth (approved-drug pharmacology plus one unpublished scaffold), and a scoring rubric before any system was run (protocol and key released with the code), then ran the identical prompt on four general-purpose LLMs (Gemini Pro, ChatGPT/GPT-4o, Perplexity, Claude) and scored every reply against the same measured-data key (Table 8; Supplementary Table S13).</w:t>
+      </w:r>
+    </w:p>
+    <w:p>
+      <w:r>
+        <w:rPr>
+          <w:b w:val="0"/>
+          <w:i/>
+          <w:sz w:val="18"/>
+        </w:rPr>
+        <w:t>Table 8. Pre-registered LLM head-to-head, scored against the frozen measured-data key. hERG scored on five uncontested compounds; BrainSafe cites measured analogues by structure, not ChEMBL IDs.</w:t>
+      </w:r>
+    </w:p>
+    <w:tbl>
+      <w:tblPr>
+        <w:tblStyle w:val="TableGrid"/>
+        <w:tblW w:type="auto" w:w="0"/>
+        <w:jc w:val="center"/>
+        <w:tblLook w:firstColumn="1" w:firstRow="1" w:lastColumn="0" w:lastRow="0" w:noHBand="0" w:noVBand="1" w:val="04A0"/>
+      </w:tblPr>
+      <w:tblGrid>
+        <w:gridCol w:w="1170"/>
+        <w:gridCol w:w="1170"/>
+        <w:gridCol w:w="1170"/>
+        <w:gridCol w:w="1170"/>
+        <w:gridCol w:w="1170"/>
+        <w:gridCol w:w="1170"/>
+        <w:gridCol w:w="1170"/>
+        <w:gridCol w:w="1170"/>
+      </w:tblGrid>
+      <w:tr>
+        <w:tc>
+          <w:tcPr>
+            <w:tcW w:type="dxa" w:w="1170"/>
+          </w:tcPr>
+          <w:p>
+            <w:r/>
+            <w:r>
+              <w:rPr>
+                <w:b/>
+                <w:sz w:val="17"/>
+              </w:rPr>
+              <w:t>System</w:t>
+            </w:r>
+          </w:p>
+        </w:tc>
+        <w:tc>
+          <w:tcPr>
+            <w:tcW w:type="dxa" w:w="1170"/>
+          </w:tcPr>
+          <w:p>
+            <w:r/>
+            <w:r>
+              <w:rPr>
+                <w:b/>
+                <w:sz w:val="17"/>
+              </w:rPr>
+              <w:t>BBB acc</w:t>
+            </w:r>
+          </w:p>
+        </w:tc>
+        <w:tc>
+          <w:tcPr>
+            <w:tcW w:type="dxa" w:w="1170"/>
+          </w:tcPr>
+          <w:p>
+            <w:r/>
+            <w:r>
+              <w:rPr>
+                <w:b/>
+                <w:sz w:val="17"/>
+              </w:rPr>
+              <w:t>hERG acc</w:t>
+            </w:r>
+          </w:p>
+        </w:tc>
+        <w:tc>
+          <w:tcPr>
+            <w:tcW w:type="dxa" w:w="1170"/>
+          </w:tcPr>
+          <w:p>
+            <w:r/>
+            <w:r>
+              <w:rPr>
+                <w:b/>
+                <w:sz w:val="17"/>
+              </w:rPr>
+              <w:t>Brier</w:t>
+            </w:r>
+          </w:p>
+        </w:tc>
+        <w:tc>
+          <w:tcPr>
+            <w:tcW w:type="dxa" w:w="1170"/>
+          </w:tcPr>
+          <w:p>
+            <w:r/>
+            <w:r>
+              <w:rPr>
+                <w:b/>
+                <w:sz w:val="17"/>
+              </w:rPr>
+              <w:t>IDs cited</w:t>
+            </w:r>
+          </w:p>
+        </w:tc>
+        <w:tc>
+          <w:tcPr>
+            <w:tcW w:type="dxa" w:w="1170"/>
+          </w:tcPr>
+          <w:p>
+            <w:r/>
+            <w:r>
+              <w:rPr>
+                <w:b/>
+                <w:sz w:val="17"/>
+              </w:rPr>
+              <w:t>Fabricated</w:t>
+            </w:r>
+          </w:p>
+        </w:tc>
+        <w:tc>
+          <w:tcPr>
+            <w:tcW w:type="dxa" w:w="1170"/>
+          </w:tcPr>
+          <w:p>
+            <w:r/>
+            <w:r>
+              <w:rPr>
+                <w:b/>
+                <w:sz w:val="17"/>
+              </w:rPr>
+              <w:t>Wrong-molecule</w:t>
+            </w:r>
+          </w:p>
+        </w:tc>
+        <w:tc>
+          <w:tcPr>
+            <w:tcW w:type="dxa" w:w="1170"/>
+          </w:tcPr>
+          <w:p>
+            <w:r/>
+            <w:r>
+              <w:rPr>
+                <w:b/>
+                <w:sz w:val="17"/>
+              </w:rPr>
+              <w:t>Novel confabulation</w:t>
+            </w:r>
+          </w:p>
+        </w:tc>
+      </w:tr>
+      <w:tr>
+        <w:tc>
+          <w:tcPr>
+            <w:tcW w:type="dxa" w:w="1170"/>
+          </w:tcPr>
+          <w:p>
+            <w:r/>
+            <w:r>
+              <w:rPr>
+                <w:sz w:val="17"/>
+              </w:rPr>
+              <w:t>BrainSafe AI</w:t>
+            </w:r>
+          </w:p>
+        </w:tc>
+        <w:tc>
+          <w:tcPr>
+            <w:tcW w:type="dxa" w:w="1170"/>
+          </w:tcPr>
+          <w:p>
+            <w:r/>
+            <w:r>
+              <w:rPr>
+                <w:sz w:val="17"/>
+              </w:rPr>
+              <w:t>0.889</w:t>
+            </w:r>
+          </w:p>
+        </w:tc>
+        <w:tc>
+          <w:tcPr>
+            <w:tcW w:type="dxa" w:w="1170"/>
+          </w:tcPr>
+          <w:p>
+            <w:r/>
+            <w:r>
+              <w:rPr>
+                <w:sz w:val="17"/>
+              </w:rPr>
+              <w:t>1.0</w:t>
+            </w:r>
+          </w:p>
+        </w:tc>
+        <w:tc>
+          <w:tcPr>
+            <w:tcW w:type="dxa" w:w="1170"/>
+          </w:tcPr>
+          <w:p>
+            <w:r/>
+            <w:r>
+              <w:rPr>
+                <w:sz w:val="17"/>
+              </w:rPr>
+              <w:t>0.088</w:t>
+            </w:r>
+          </w:p>
+        </w:tc>
+        <w:tc>
+          <w:tcPr>
+            <w:tcW w:type="dxa" w:w="1170"/>
+          </w:tcPr>
+          <w:p>
+            <w:r/>
+            <w:r>
+              <w:rPr>
+                <w:sz w:val="17"/>
+              </w:rPr>
+              <w:t>0</w:t>
+            </w:r>
+          </w:p>
+        </w:tc>
+        <w:tc>
+          <w:tcPr>
+            <w:tcW w:type="dxa" w:w="1170"/>
+          </w:tcPr>
+          <w:p>
+            <w:r/>
+            <w:r>
+              <w:rPr>
+                <w:sz w:val="17"/>
+              </w:rPr>
+              <w:t>0</w:t>
+            </w:r>
+          </w:p>
+        </w:tc>
+        <w:tc>
+          <w:tcPr>
+            <w:tcW w:type="dxa" w:w="1170"/>
+          </w:tcPr>
+          <w:p>
+            <w:r/>
+            <w:r>
+              <w:rPr>
+                <w:sz w:val="17"/>
+              </w:rPr>
+              <w:t>0</w:t>
+            </w:r>
+          </w:p>
+        </w:tc>
+        <w:tc>
+          <w:tcPr>
+            <w:tcW w:type="dxa" w:w="1170"/>
+          </w:tcPr>
+          <w:p>
+            <w:r/>
+            <w:r>
+              <w:rPr>
+                <w:sz w:val="17"/>
+              </w:rPr>
+              <w:t>False</w:t>
+            </w:r>
+          </w:p>
+        </w:tc>
+      </w:tr>
+      <w:tr>
+        <w:tc>
+          <w:tcPr>
+            <w:tcW w:type="dxa" w:w="1170"/>
+          </w:tcPr>
+          <w:p>
+            <w:r/>
+            <w:r>
+              <w:rPr>
+                <w:sz w:val="17"/>
+              </w:rPr>
+              <w:t>Gemini Pro (2026-07-03)</w:t>
+            </w:r>
+          </w:p>
+        </w:tc>
+        <w:tc>
+          <w:tcPr>
+            <w:tcW w:type="dxa" w:w="1170"/>
+          </w:tcPr>
+          <w:p>
+            <w:r/>
+            <w:r>
+              <w:rPr>
+                <w:sz w:val="17"/>
+              </w:rPr>
+              <w:t>0.778</w:t>
+            </w:r>
+          </w:p>
+        </w:tc>
+        <w:tc>
+          <w:tcPr>
+            <w:tcW w:type="dxa" w:w="1170"/>
+          </w:tcPr>
+          <w:p>
+            <w:r/>
+            <w:r>
+              <w:rPr>
+                <w:sz w:val="17"/>
+              </w:rPr>
+              <w:t>1.0</w:t>
+            </w:r>
+          </w:p>
+        </w:tc>
+        <w:tc>
+          <w:tcPr>
+            <w:tcW w:type="dxa" w:w="1170"/>
+          </w:tcPr>
+          <w:p>
+            <w:r/>
+            <w:r>
+              <w:rPr>
+                <w:sz w:val="17"/>
+              </w:rPr>
+              <w:t>0.067</w:t>
+            </w:r>
+          </w:p>
+        </w:tc>
+        <w:tc>
+          <w:tcPr>
+            <w:tcW w:type="dxa" w:w="1170"/>
+          </w:tcPr>
+          <w:p>
+            <w:r/>
+            <w:r>
+              <w:rPr>
+                <w:sz w:val="17"/>
+              </w:rPr>
+              <w:t>10</w:t>
+            </w:r>
+          </w:p>
+        </w:tc>
+        <w:tc>
+          <w:tcPr>
+            <w:tcW w:type="dxa" w:w="1170"/>
+          </w:tcPr>
+          <w:p>
+            <w:r/>
+            <w:r>
+              <w:rPr>
+                <w:sz w:val="17"/>
+              </w:rPr>
+              <w:t>1</w:t>
+            </w:r>
+          </w:p>
+        </w:tc>
+        <w:tc>
+          <w:tcPr>
+            <w:tcW w:type="dxa" w:w="1170"/>
+          </w:tcPr>
+          <w:p>
+            <w:r/>
+            <w:r>
+              <w:rPr>
+                <w:sz w:val="17"/>
+              </w:rPr>
+              <w:t>4</w:t>
+            </w:r>
+          </w:p>
+        </w:tc>
+        <w:tc>
+          <w:tcPr>
+            <w:tcW w:type="dxa" w:w="1170"/>
+          </w:tcPr>
+          <w:p>
+            <w:r/>
+            <w:r>
+              <w:rPr>
+                <w:sz w:val="17"/>
+              </w:rPr>
+              <w:t>True</w:t>
+            </w:r>
+          </w:p>
+        </w:tc>
+      </w:tr>
+      <w:tr>
+        <w:tc>
+          <w:tcPr>
+            <w:tcW w:type="dxa" w:w="1170"/>
+          </w:tcPr>
+          <w:p>
+            <w:r/>
+            <w:r>
+              <w:rPr>
+                <w:sz w:val="17"/>
+              </w:rPr>
+              <w:t>ChatGPT (GPT-4o, 2026-07-03)</w:t>
+            </w:r>
+          </w:p>
+        </w:tc>
+        <w:tc>
+          <w:tcPr>
+            <w:tcW w:type="dxa" w:w="1170"/>
+          </w:tcPr>
+          <w:p>
+            <w:r/>
+            <w:r>
+              <w:rPr>
+                <w:sz w:val="17"/>
+              </w:rPr>
+              <w:t>1.0</w:t>
+            </w:r>
+          </w:p>
+        </w:tc>
+        <w:tc>
+          <w:tcPr>
+            <w:tcW w:type="dxa" w:w="1170"/>
+          </w:tcPr>
+          <w:p>
+            <w:r/>
+            <w:r>
+              <w:rPr>
+                <w:sz w:val="17"/>
+              </w:rPr>
+              <w:t>1.0</w:t>
+            </w:r>
+          </w:p>
+        </w:tc>
+        <w:tc>
+          <w:tcPr>
+            <w:tcW w:type="dxa" w:w="1170"/>
+          </w:tcPr>
+          <w:p>
+            <w:r/>
+            <w:r>
+              <w:rPr>
+                <w:sz w:val="17"/>
+              </w:rPr>
+              <w:t>0.035</w:t>
+            </w:r>
+          </w:p>
+        </w:tc>
+        <w:tc>
+          <w:tcPr>
+            <w:tcW w:type="dxa" w:w="1170"/>
+          </w:tcPr>
+          <w:p>
+            <w:r/>
+            <w:r>
+              <w:rPr>
+                <w:sz w:val="17"/>
+              </w:rPr>
+              <w:t>9</w:t>
+            </w:r>
+          </w:p>
+        </w:tc>
+        <w:tc>
+          <w:tcPr>
+            <w:tcW w:type="dxa" w:w="1170"/>
+          </w:tcPr>
+          <w:p>
+            <w:r/>
+            <w:r>
+              <w:rPr>
+                <w:sz w:val="17"/>
+              </w:rPr>
+              <w:t>1</w:t>
+            </w:r>
+          </w:p>
+        </w:tc>
+        <w:tc>
+          <w:tcPr>
+            <w:tcW w:type="dxa" w:w="1170"/>
+          </w:tcPr>
+          <w:p>
+            <w:r/>
+            <w:r>
+              <w:rPr>
+                <w:sz w:val="17"/>
+              </w:rPr>
+              <w:t>3</w:t>
+            </w:r>
+          </w:p>
+        </w:tc>
+        <w:tc>
+          <w:tcPr>
+            <w:tcW w:type="dxa" w:w="1170"/>
+          </w:tcPr>
+          <w:p>
+            <w:r/>
+            <w:r>
+              <w:rPr>
+                <w:sz w:val="17"/>
+              </w:rPr>
+              <w:t>True</w:t>
+            </w:r>
+          </w:p>
+        </w:tc>
+      </w:tr>
+      <w:tr>
+        <w:tc>
+          <w:tcPr>
+            <w:tcW w:type="dxa" w:w="1170"/>
+          </w:tcPr>
+          <w:p>
+            <w:r/>
+            <w:r>
+              <w:rPr>
+                <w:sz w:val="17"/>
+              </w:rPr>
+              <w:t>Perplexity (2026-07-03)</w:t>
+            </w:r>
+          </w:p>
+        </w:tc>
+        <w:tc>
+          <w:tcPr>
+            <w:tcW w:type="dxa" w:w="1170"/>
+          </w:tcPr>
+          <w:p>
+            <w:r/>
+            <w:r>
+              <w:rPr>
+                <w:sz w:val="17"/>
+              </w:rPr>
+              <w:t>1.0</w:t>
+            </w:r>
+          </w:p>
+        </w:tc>
+        <w:tc>
+          <w:tcPr>
+            <w:tcW w:type="dxa" w:w="1170"/>
+          </w:tcPr>
+          <w:p>
+            <w:r/>
+            <w:r>
+              <w:rPr>
+                <w:sz w:val="17"/>
+              </w:rPr>
+              <w:t>0.8</w:t>
+            </w:r>
+          </w:p>
+        </w:tc>
+        <w:tc>
+          <w:tcPr>
+            <w:tcW w:type="dxa" w:w="1170"/>
+          </w:tcPr>
+          <w:p>
+            <w:r/>
+            <w:r>
+              <w:rPr>
+                <w:sz w:val="17"/>
+              </w:rPr>
+              <w:t>0.041</w:t>
+            </w:r>
+          </w:p>
+        </w:tc>
+        <w:tc>
+          <w:tcPr>
+            <w:tcW w:type="dxa" w:w="1170"/>
+          </w:tcPr>
+          <w:p>
+            <w:r/>
+            <w:r>
+              <w:rPr>
+                <w:sz w:val="17"/>
+              </w:rPr>
+              <w:t>2</w:t>
+            </w:r>
+          </w:p>
+        </w:tc>
+        <w:tc>
+          <w:tcPr>
+            <w:tcW w:type="dxa" w:w="1170"/>
+          </w:tcPr>
+          <w:p>
+            <w:r/>
+            <w:r>
+              <w:rPr>
+                <w:sz w:val="17"/>
+              </w:rPr>
+              <w:t>1</w:t>
+            </w:r>
+          </w:p>
+        </w:tc>
+        <w:tc>
+          <w:tcPr>
+            <w:tcW w:type="dxa" w:w="1170"/>
+          </w:tcPr>
+          <w:p>
+            <w:r/>
+            <w:r>
+              <w:rPr>
+                <w:sz w:val="17"/>
+              </w:rPr>
+              <w:t>0</w:t>
+            </w:r>
+          </w:p>
+        </w:tc>
+        <w:tc>
+          <w:tcPr>
+            <w:tcW w:type="dxa" w:w="1170"/>
+          </w:tcPr>
+          <w:p>
+            <w:r/>
+            <w:r>
+              <w:rPr>
+                <w:sz w:val="17"/>
+              </w:rPr>
+              <w:t>True</w:t>
+            </w:r>
+          </w:p>
+        </w:tc>
+      </w:tr>
+      <w:tr>
+        <w:tc>
+          <w:tcPr>
+            <w:tcW w:type="dxa" w:w="1170"/>
+          </w:tcPr>
+          <w:p>
+            <w:r/>
+            <w:r>
+              <w:rPr>
+                <w:sz w:val="17"/>
+              </w:rPr>
+              <w:t>Claude (2026-07-03)</w:t>
+            </w:r>
+          </w:p>
+        </w:tc>
+        <w:tc>
+          <w:tcPr>
+            <w:tcW w:type="dxa" w:w="1170"/>
+          </w:tcPr>
+          <w:p>
+            <w:r/>
+            <w:r>
+              <w:rPr>
+                <w:sz w:val="17"/>
+              </w:rPr>
+              <w:t>1.0</w:t>
+            </w:r>
+          </w:p>
+        </w:tc>
+        <w:tc>
+          <w:tcPr>
+            <w:tcW w:type="dxa" w:w="1170"/>
+          </w:tcPr>
+          <w:p>
+            <w:r/>
+            <w:r>
+              <w:rPr>
+                <w:sz w:val="17"/>
+              </w:rPr>
+              <w:t>1.0</w:t>
+            </w:r>
+          </w:p>
+        </w:tc>
+        <w:tc>
+          <w:tcPr>
+            <w:tcW w:type="dxa" w:w="1170"/>
+          </w:tcPr>
+          <w:p>
+            <w:r/>
+            <w:r>
+              <w:rPr>
+                <w:sz w:val="17"/>
+              </w:rPr>
+              <w:t>0.02</w:t>
+            </w:r>
+          </w:p>
+        </w:tc>
+        <w:tc>
+          <w:tcPr>
+            <w:tcW w:type="dxa" w:w="1170"/>
+          </w:tcPr>
+          <w:p>
+            <w:r/>
+            <w:r>
+              <w:rPr>
+                <w:sz w:val="17"/>
+              </w:rPr>
+              <w:t>10</w:t>
+            </w:r>
+          </w:p>
+        </w:tc>
+        <w:tc>
+          <w:tcPr>
+            <w:tcW w:type="dxa" w:w="1170"/>
+          </w:tcPr>
+          <w:p>
+            <w:r/>
+            <w:r>
+              <w:rPr>
+                <w:sz w:val="17"/>
+              </w:rPr>
+              <w:t>1</w:t>
+            </w:r>
+          </w:p>
+        </w:tc>
+        <w:tc>
+          <w:tcPr>
+            <w:tcW w:type="dxa" w:w="1170"/>
+          </w:tcPr>
+          <w:p>
+            <w:r/>
+            <w:r>
+              <w:rPr>
+                <w:sz w:val="17"/>
+              </w:rPr>
+              <w:t>3</w:t>
+            </w:r>
+          </w:p>
+        </w:tc>
+        <w:tc>
+          <w:tcPr>
+            <w:tcW w:type="dxa" w:w="1170"/>
+          </w:tcPr>
+          <w:p>
+            <w:r/>
+            <w:r>
+              <w:rPr>
+                <w:sz w:val="17"/>
+              </w:rPr>
+              <w:t>True</w:t>
+            </w:r>
+          </w:p>
+        </w:tc>
+      </w:tr>
+    </w:tbl>
+    <w:p>
+      <w:r>
+        <w:rPr>
+          <w:b w:val="0"/>
+          <w:i w:val="0"/>
+        </w:rPr>
+      </w:r>
+    </w:p>
+    <w:p>
+      <w:pPr>
+        <w:jc w:val="both"/>
+      </w:pPr>
+      <w:r>
+        <w:rPr>
+          <w:b w:val="0"/>
+          <w:i w:val="0"/>
+        </w:rPr>
+        <w:t>Two findings are reported honestly. First, on classification of well-known approved drugs the LLMs are strong: three of four matched or exceeded BrainSafe on BBB (9/9 vs 8/9; BrainSafe mis-called the borderline-lipophilic astemizole) and their Brier scores were as good or better (Claude 0.020, ChatGPT 0.035) — so a dedicated tool is not justified by raw accuracy on famous compounds. Second, the LLMs fail where grounding and novelty matter: across the four models, 14 of 31 (45%) of the ChEMBL identifiers volunteered as provenance were fabricated or resolved to the wrong molecule — for example, one model's cited ‘rasagiline’ identifier is in fact fluticasone propionate and its ‘selegiline’ identifier is propranolol; another's ‘rivastigmine’ identifier is pyridoxine and its ‘terfenadine’ identifier is the antibiotic cefdinir — and all four confabulated a specific target and potency for the unpublished compound, disagreeing on the target (three AChE, one D2). BrainSafe fabricated nothing, grounded every prediction in a real measured analogue, and returned an honest conformal ‘uncertain’ set for the novel compound. An LLM can thus approximate textbook classifications but cannot be trusted for verifiable provenance or for novel chemistry — precisely what the dedicated tool provides.</w:t>
       </w:r>
     </w:p>
     <w:p>
@@ -6461,6 +7201,18 @@
           <w:i w:val="0"/>
         </w:rPr>
         <w:t>Threats to validity (scientific-flaw self-audit, with quantitative tests). We enumerated the principal methodological risks and, rather than merely noting them, ran targeted analyses to bound each (BS_flaw_fixes.py / BS_assay_composition.py / BS_assay_sensitivity.py). (1) Assay heterogeneity: activities pooled per target span IC50/Ki/Kd/EC50/Potency; we first quantified the composition (Supplementary Table S11), finding IC50 dominant for every target (81–92%) except GSK-3β, which is genuinely mixed (IC50 49%, EC50 33%, Ki 16%). Retraining the deployed ensemble under scaffold CV on the dominant single assay type (IC50) only versus the pooled set changed AUROC by at most 0.006 across the three endpoints tested — including the most heterogeneous, GSK-3β (pooled 0.919 vs IC50-only 0.913; MAO-B −0.006; hERG 0.000; Supplementary Table S12) — so pooling on the standardised pChEMBL scale does not materially distort discrimination. (2) Label-threshold sensitivity: re-deriving labels at alternative definitions and re-measuring scaffold-CV AUROC with the deployed ensemble gave a maximum spread of 0.109 across four endpoints and four definitions; the stricter ≥6.5/&lt;5.5 cut sat within 0.01–0.02 of the deployed cut, and the ‘sharp boundary’ cut retaining the 5–6 grey zone was consistently worst, validating its removal (Supplementary Table S10; per-operating-threshold values in S4). (3) Applicability-domain cut-off: the n-weighted similarity-binned AUROC falls monotonically from 0.958 (nearest-neighbour Tanimoto ≥0.8) to 0.770 (&lt;0.4) (Supplementary Table S5), empirically justifying the out-of-domain flag in the 0.3–0.4 band. (4) Disease mapping: the target-to-disease synthesis is a transparent, knowledge-based rule — not a learned layer — with each driver tagged by provenance, so it is inspectable and overridable. (5) Single safety anti-target: cardiotoxicity is represented by hERG alone; other liabilities are out of scope. (6) Read-across ceiling: the ensemble exceeds a k-nearest-neighbour baseline on every endpoint (Section 3.2), so performance is not merely memorised nearest-neighbour recall. Each risk is surfaced in the tool output or the supplementary tables rather than concealed.</w:t>
+      </w:r>
+    </w:p>
+    <w:p>
+      <w:pPr>
+        <w:jc w:val="both"/>
+      </w:pPr>
+      <w:r>
+        <w:rPr>
+          <w:b w:val="0"/>
+          <w:i w:val="0"/>
+        </w:rPr>
+        <w:t>Why a dedicated tool rather than a general-purpose LLM — empirical answer. Our executed head-to-head (Section 3.6, Table 8) is decisive: four current LLMs matched or beat BrainSafe on BBB/hERG classification of well-known drugs, yet 45% of the ChEMBL identifiers they cited as evidence were fabricated or resolved to the wrong molecule, and all four confabulated a specific target and potency for an unpublished compound (disagreeing with one another), whereas BrainSafe grounded every call in a real measured analogue and reported honest uncertainty. The lesson is not that LLMs are inaccurate in general — on memorised compounds they are strong — but that they cannot be trusted for verifiable provenance or for novel chemistry, which is where hypothesis generation actually happens. BrainSafe is therefore complementary to, not replaced by, general LLMs where a decision must be auditable and grounded in measured data.</w:t>
       </w:r>
     </w:p>
     <w:p>

--- a/BrainSafe_AI_Publication/Manuscript/BrainSafe_AI_Manuscript.docx
+++ b/BrainSafe_AI_Publication/Manuscript/BrainSafe_AI_Manuscript.docx
@@ -171,7 +171,7 @@
           <w:b w:val="0"/>
           <w:i w:val="0"/>
         </w:rPr>
-        <w:t>Background. Predicting whether a small molecule acts on the brain requires several properties to be assessed jointly: blood–brain-barrier (BBB) penetration, engagement of disease-relevant central-nervous-system (CNS) targets, developability, safety and clinical precedent; existing public tools address only subsets of these (Daina et al., 2017; Fu et al., 2024). Results. We present BrainSafe AI, an open tool that, from chemical structure alone, integrates eight machine-learning endpoints trained on measured public bioactivity data (ChEMBL_37 pChEMBL values and the B3DB database; Mendez et al., 2019; Meng et al., 2021): BBB penetration; inhibition of AChE, BChE, BACE1, GSK-3β, MAO-A and MAO-B; and the hERG cardiotoxicity liability. Four receptor targets (D2, A2A, 5-HT2A, SERT) are modelled by potency regression, a deterministic druggability/CNS-MPO layer (Wager et al., 2010) is added, and a clinical-precedent layer of 504 nervous-system compounds with clinical-phase annotations contextualises predictions. Probabilities are isotonic-calibrated (Niculescu-Mizil and Caruana, 2005) with Mondrian conformal prediction sets (Norinder et al., 2014); each prediction reports its nearest measured analogues and is combined into BBB-gated per-disease scores. Across random, scaffold, leave-cluster-out and temporal validation, random-split AUROC was 0.94–0.98, scaffold and cluster AUROC 0.87–0.95, and temporal AUROC 0.61–0.92, with conformal coverage of 0.885–0.905. Conclusion. BrainSafe AI integrates measured-data CNS profiling that is calibrated, evidence-grounded, BBB-gated and safety-aware. Availability: code, models and data are released; the tool is for research use and is pending peer review.</w:t>
+        <w:t>Background. Predicting whether a small molecule acts on the brain requires several properties to be assessed jointly: blood–brain-barrier (BBB) penetration, engagement of disease-relevant central-nervous-system (CNS) targets, developability, safety and clinical precedent; existing public tools address only subsets of these (Daina et al., 2017; Fu et al., 2024). Results. We present BrainSafe AI, an open tool that, from chemical structure alone, integrates eight machine-learning endpoints trained on measured public bioactivity data (ChEMBL_37 pChEMBL values and the B3DB database; Mendez et al., 2019; Meng et al., 2021): BBB penetration; inhibition of AChE, BChE, BACE1, GSK-3β, MAO-A and MAO-B; and the hERG cardiotoxicity liability. Four receptor targets (D2, A2A, 5-HT2A, SERT) are modelled by potency regression, a deterministic druggability/CNS-MPO layer (Wager et al., 2010) is added, and a clinical-precedent layer of 504 nervous-system compounds with clinical-phase annotations contextualises predictions. Probabilities are isotonic-calibrated (Niculescu-Mizil and Caruana, 2005) with Mondrian conformal prediction sets (Norinder et al., 2014); each prediction reports its nearest measured analogues and is combined into BBB-gated per-disease scores. Across random, scaffold, leave-cluster-out and temporal validation, random-split AUROC was 0.94–0.98, scaffold and cluster AUROC 0.87–0.95, and temporal AUROC 0.61–0.92, with conformal coverage of 0.885–0.905. In a pre-registered head-to-head, four general-purpose large language models matched or exceeded BrainSafe on blood–brain-barrier and hERG classification of well-known drugs but fabricated or mis-attributed 45% of the measured-data identifiers they cited and confabulated a target and potency for an unpublished compound, whereas BrainSafe grounded every prediction in a real measured analogue and reported honest uncertainty. Conclusion. BrainSafe AI integrates measured-data CNS profiling that is calibrated, evidence-grounded, BBB-gated and safety-aware. Availability: code, models and data are released; the tool is for research use and is pending peer review.</w:t>
       </w:r>
     </w:p>
     <w:p>
@@ -6392,7 +6392,7 @@
           <w:b w:val="0"/>
           <w:i w:val="0"/>
         </w:rPr>
-        <w:t>Reproducible grounded-output demonstration. For fixed input structures the deployed engine returns verifiable artifacts (script BS_llm_comparison.py; output BS_llm_comparison.json): donepezil → AChE calibrated P = 0.96 with the nearest measured analogue at Tanimoto 0.71 (measured pChEMBL 7.75) and hERG P = 0.89, matching its clinical QT liability; terfenadine → hERG P = 1.00, correctly flagging the cardiotoxicity for which it was withdrawn, while correctly calling it BBB non-penetrant; and a novel arylpiperazine of an unpublished scaffold → an honest conformal ‘uncertain’ set for AChE grounded in a measured analogue (pChEMBL 4.82) rather than a confident but unverifiable text answer. Every value is traceable to a measurement. This grounding — a calibrated probability, a coverage-guaranteed set, and measured-analogue provenance for any structure, including novel ones — is the scientific justification for a dedicated tool complementary to, not replaced by, general LLMs.</w:t>
+        <w:t>Reproducible grounded-output demonstration. For fixed input structures the deployed engine returns verifiable artifacts (script BS_llm_comparison.py; output BS_llm_comparison.json): donepezil → AChE calibrated P = 1.00 with the nearest measured analogue at Tanimoto 1.00 (donepezil is itself a measured training compound, pChEMBL 7.75) and hERG P = 0.78; terfenadine → hERG P = 1.00, correctly flagging the cardiotoxicity for which it was withdrawn, while correctly calling it BBB non-penetrant; and a novel arylpiperazine of an unpublished scaffold → an honest conformal ‘uncertain’ set for AChE grounded in a measured analogue (pChEMBL 4.82) rather than a confident but unverifiable text answer. Every value is traceable to a measurement. This grounding — a calibrated probability, a coverage-guaranteed set, and measured-analogue provenance for any structure, including novel ones — is the scientific justification for a dedicated tool complementary to, not replaced by, general LLMs.</w:t>
       </w:r>
     </w:p>
     <w:p>

--- a/BrainSafe_AI_Publication/Manuscript/BrainSafe_AI_Manuscript.docx
+++ b/BrainSafe_AI_Publication/Manuscript/BrainSafe_AI_Manuscript.docx
@@ -171,7 +171,7 @@
           <w:b w:val="0"/>
           <w:i w:val="0"/>
         </w:rPr>
-        <w:t>Background. Predicting whether a small molecule acts on the brain requires several properties to be assessed jointly: blood–brain-barrier (BBB) penetration, engagement of disease-relevant central-nervous-system (CNS) targets, developability, safety and clinical precedent; existing public tools address only subsets of these (Daina et al., 2017; Fu et al., 2024). Results. We present BrainSafe AI, an open tool that, from chemical structure alone, integrates eight machine-learning endpoints trained on measured public bioactivity data (ChEMBL_37 pChEMBL values and the B3DB database; Mendez et al., 2019; Meng et al., 2021): BBB penetration; inhibition of AChE, BChE, BACE1, GSK-3β, MAO-A and MAO-B; and the hERG cardiotoxicity liability. Four receptor targets (D2, A2A, 5-HT2A, SERT) are modelled by potency regression, a deterministic druggability/CNS-MPO layer (Wager et al., 2010) is added, and a clinical-precedent layer of 504 nervous-system compounds with clinical-phase annotations contextualises predictions. Probabilities are isotonic-calibrated (Niculescu-Mizil and Caruana, 2005) with Mondrian conformal prediction sets (Norinder et al., 2014); each prediction reports its nearest measured analogues and is combined into BBB-gated per-disease scores. Across random, scaffold, leave-cluster-out and temporal validation, random-split AUROC was 0.94–0.98, scaffold and cluster AUROC 0.87–0.95, and temporal AUROC 0.61–0.92, with conformal coverage of 0.885–0.905. In a pre-registered head-to-head, four general-purpose large language models matched or exceeded BrainSafe on blood–brain-barrier and hERG classification of well-known drugs but fabricated or mis-attributed 45% of the measured-data identifiers they cited and confabulated a target and potency for an unpublished compound, whereas BrainSafe grounded every prediction in a real measured analogue and reported honest uncertainty. Conclusion. BrainSafe AI integrates measured-data CNS profiling that is calibrated, evidence-grounded, BBB-gated and safety-aware. Availability: code, models and data are released; the tool is for research use and is pending peer review.</w:t>
+        <w:t>Background. Whether a small molecule will act on the brain cannot be read off any single property. It turns at once on passage across the blood–brain barrier (BBB), engagement of disease-relevant central-nervous-system (CNS) targets, developability, safety and clinical precedent, and the public tools in common use each cover only part of that picture (Daina et al., 2017; Fu et al., 2024). Results. We present BrainSafe AI, an open tool that works from chemical structure alone. It brings together eight machine-learning endpoints, every one trained on measured public bioactivity data (ChEMBL_37 pChEMBL values and the B3DB database; Mendez et al., 2019; Meng et al., 2021): BBB penetration, inhibition of AChE, BChE, BACE1, GSK-3β, MAO-A and MAO-B, and the hERG cardiotoxicity liability. Four receptor targets (D2, A2A, 5-HT2A and SERT) are handled instead by potency regression. A deterministic druggability/CNS-MPO layer (Wager et al., 2010) and a clinical-precedent layer of 504 nervous-system compounds with clinical-phase annotations place each prediction in context. Every probability is isotonic-calibrated (Niculescu-Mizil and Caruana, 2005) and carries a Mondrian conformal prediction set (Norinder et al., 2014); each call also returns its nearest measured analogues, and the target scores are folded into BBB-gated per-disease estimates. We assessed the models under four splits of increasing difficulty: random, scaffold, leave-cluster-out and temporal. Random-split AUROC ran from 0.94 to 0.98, scaffold and cluster AUROC from 0.87 to 0.95, and temporal AUROC from 0.61 to 0.92, with conformal coverage between 0.885 and 0.905. We also ran a pre-registered head-to-head against four general-purpose large language models. On well-known drugs they matched or beat BrainSafe at BBB and hERG classification; even so, 45% of the measured-data identifiers they cited proved fabricated or mis-attributed, and all four invented a target and potency for an unpublished compound. BrainSafe tied every prediction to a real measured analogue and reported honest uncertainty. Conclusion. BrainSafe AI delivers calibrated, evidence-grounded, BBB-gated and safety-aware CNS profiling built entirely on measured data. Code, models and data are released; the tool is for research use and remains pending peer review.</w:t>
       </w:r>
     </w:p>
     <w:p>
@@ -219,7 +219,7 @@
           <w:b w:val="0"/>
           <w:i w:val="0"/>
         </w:rPr>
-        <w:t>Disorders of the nervous system are a leading and rising cause of global disability (GBD 2021 Nervous System Disorders Collaborators, 2024), and the discovery of safe, brain-penetrant modulators remains slow. Natural products and flavonoids are widely studied for neuroprotective and antioxidant activity, but integrated CNS profiles for individual compounds are dispersed across the literature (Hasan et al., 2023). A compound’s likely brain effect depends jointly on BBB penetration, engagement of disease-relevant CNS targets, developability, safety, and clinical precedent.</w:t>
+        <w:t>Disorders of the nervous system are now a leading and still-rising cause of global disability (GBD 2021 Nervous System Disorders Collaborators, 2024), yet the discovery of safe, brain-penetrant modulators remains slow. Natural products and flavonoids in particular attract sustained interest for their neuroprotective and antioxidant activity, but what is known about any one compound tends to be scattered across the literature rather than assembled into a single CNS profile (Hasan et al., 2023). That profile has several parts that matter together: whether the compound crosses the BBB, which disease-relevant CNS targets it engages, how developable it is, whether it is safe, and whether anything like it has reached the clinic.</w:t>
       </w:r>
     </w:p>
     <w:p>
@@ -231,7 +231,7 @@
           <w:b w:val="0"/>
           <w:i w:val="0"/>
         </w:rPr>
-        <w:t>Existing public resources address parts of this problem. General ADMET platforms (Daina et al., 2017; Xiong et al., 2021; Fu et al., 2024; Cheng et al., 2012) predict BBB and hERG but not CNS-target activity; generic target-prediction tools (Daina et al., 2019; Awale and Reymond, 2019) predict protein targets by similarity but do not condition on brain penetration, synthesise disease-level effects, provide calibrated uncertainty, or integrate a safety axis. Endpoint-specific QSAR models have been reported for AChE/BACE1 (Ponzoni et al., 2019), MAO-B (Kumar et al., 2024), GSK-3β (Galati et al., 2023) and BBB permeability (Kumar et al., 2022; Huang et al., 2024) but are not combined in a single tool. BrainSafe AI integrates these endpoints, trained on measured public data and evaluated under four validation regimes.</w:t>
+        <w:t>Public resources already cover pieces of this. General ADMET platforms (Daina et al., 2017; Xiong et al., 2021; Fu et al., 2024; Cheng et al., 2012) predict BBB and hERG, but say nothing about CNS-target activity. Target-prediction servers (Daina et al., 2019; Awale and Reymond, 2019) return likely protein targets from chemical similarity, yet they do not condition those targets on brain penetration, roll them up into a disease-level view, attach calibrated uncertainty, or carry a safety axis. Individual endpoints have their own dedicated QSAR models — AChE and BACE1 (Ponzoni et al., 2019), MAO-B (Kumar et al., 2024), GSK-3β (Galati et al., 2023), BBB permeability (Kumar et al., 2022; Huang et al., 2024) — but no single tool draws them together. BrainSafe AI does exactly that, using models trained on measured public data and tested under four validation regimes.</w:t>
       </w:r>
     </w:p>
     <w:p>
@@ -2102,7 +2102,7 @@
           <w:b w:val="0"/>
           <w:i w:val="0"/>
         </w:rPr>
-        <w:t>Molecules were represented by a 1,024-bit Morgan (ECFP, radius 2) fingerprint (Rogers and Hahn, 2010) concatenated with 24 RDKit physicochemical descriptors. Classification used an unweighted-mean ensemble of random forest (Breiman, 2001), extremely randomised trees (Geurts et al., 2006) and histogram gradient boosting (Friedman, 2001; Ke et al., 2017) in scikit-learn (Pedregosa et al., 2011); regression used the corresponding regressor ensemble. Hyperparameters are listed in Table 2. A pre-specified quality gate (MCC ≥ 0.45 under scaffold CV) governed deployment; endpoints failing the gate as classifiers (D2, A2A, 5-HT2A, SERT) were served as regressions.</w:t>
+        <w:t>Molecules were represented by a 1,024-bit Morgan (ECFP, radius 2) fingerprint (Rogers and Hahn, 2010), computed with RDKit (RDKit, 2024), concatenated with 24 RDKit physicochemical descriptors. Classification used an unweighted-mean ensemble of random forest (Breiman, 2001), extremely randomised trees (Geurts et al., 2006) and histogram gradient boosting (Friedman, 2001; Ke et al., 2017) in scikit-learn (Pedregosa et al., 2011); regression used the corresponding regressor ensemble. Hyperparameters are listed in Table 2. A pre-specified quality gate (MCC ≥ 0.45 under scaffold CV) governed deployment; endpoints failing the gate as classifiers (D2, A2A, 5-HT2A, SERT) were served as regressions.</w:t>
       </w:r>
     </w:p>
     <w:p>
@@ -7164,7 +7164,7 @@
           <w:b w:val="0"/>
           <w:i w:val="0"/>
         </w:rPr>
-        <w:t>The contribution of BrainSafe AI is integrative. Its components — fingerprint and tree-ensemble QSAR, BBB and hERG models, conformal prediction and the QED/CNS-MPO druggability rules — are individually established (Rogers and Hahn, 2010; Breiman, 2001; Norinder et al., 2014; Wager et al., 2010). Their combination into a single measured-data CNS profiler that is calibrated, conformal, evidence-grounded, BBB-gated, safety-aware and clinically contextualised is not, to our knowledge, available as a unit in existing tools (Daina et al., 2017, 2019; Fu et al., 2024; Awale and Reymond, 2019).</w:t>
+        <w:t>What BrainSafe AI contributes is the assembly, not the parts. Fingerprint and tree-ensemble QSAR, the BBB and hERG models, conformal prediction, the QED and CNS-MPO druggability rules — each is well established in its own right (Rogers and Hahn, 2010; Breiman, 2001; Norinder et al., 2014; Wager et al., 2010). What we have not found elsewhere is all of them working as one measured-data CNS profiler that is at the same time calibrated, conformal, evidence-grounded, BBB-gated, safety-aware and clinically contextualised (Daina et al., 2017, 2019; Fu et al., 2024; Awale and Reymond, 2019).</w:t>
       </w:r>
     </w:p>
     <w:p>
@@ -7176,7 +7176,7 @@
           <w:b w:val="0"/>
           <w:i w:val="0"/>
         </w:rPr>
-        <w:t>AUROC decreased from random (0.94–0.98) to temporal (0.61–0.92) splits, consistent with the proportion of novel chemotypes in each test set: 71–91% of recent test compounds carried Bemis–Murcko scaffolds absent from training. Where temporal AUROC remained high (BACE1, 0.92) the recent test set was 93% active; where it was class-balanced (MAO-A, 45% active) the value was 0.61. Reporting all four regimes characterises generalisation across chemical space and time (Sheridan, 2013; Tropsha, 2010).</w:t>
+        <w:t>AUROC fell from the random split (0.94–0.98) to the temporal one (0.61–0.92), and the size of that drop tracks how much new chemistry each test set contained: between 71% and 91% of the recent compounds carried Bemis–Murcko scaffolds the model had never seen. The two extremes are instructive. BACE1 held up at 0.92, but its recent test set was 93% active, which flatters the score; MAO-A, with a balanced 45%-active test set, gives the more honest figure of 0.61. Reporting all four regimes is what lets a reader see generalisation across both chemical space and time (Sheridan, 2013; Tropsha, 2010).</w:t>
       </w:r>
     </w:p>
     <w:p>
@@ -7188,7 +7188,7 @@
           <w:b w:val="0"/>
           <w:i w:val="0"/>
         </w:rPr>
-        <w:t>Why a dedicated tool rather than a general-purpose LLM? The comparative evidence (Section 3.6) supports a results-backed answer. On the exact task class in question — molecular property prediction — general LLMs are documented to underperform specialised machine learning (Guo et al., 2023; Zhong et al., 2024), with fine-tuned LLMs matching QSAR only in the low-data limit (Jablonka et al., 2024), whereas BrainSafe operates at a 64,474-record scale. More fundamentally, the paradigms differ in kind: an LLM emits fluent text without a calibrated probability, a coverage guarantee, an applicability-domain boundary, or a link to a specific measurement, and is prone to confident hallucination (Ji et al., 2023). BrainSafe returns, for any structure, a calibrated probability, a conformal set with empirically verified ~90% coverage, an explicit in/out-of-domain flag, and the nearest measured analogue with its pChEMBL. The two are therefore complementary rather than interchangeable where a decision must be auditable and grounded in measured data.</w:t>
+        <w:t>Why build a dedicated tool when a general-purpose LLM can be asked the same questions in plain language? Our head-to-head (Section 3.6) answers with results rather than assertion, and the answer comes in two parts. On the task itself, molecular property prediction, general LLMs are known to trail specialised machine learning (Guo et al., 2023; Zhong et al., 2024); fine-tuning narrows the gap only when data are scarce (Jablonka et al., 2024), and BrainSafe works from 64,474 measured records. That much was expected. What the benchmark adds is the failure mode that matters in practice. Four current models matched or beat BrainSafe at classifying well-known drugs, yet 45% of the ChEMBL identifiers they offered as evidence were fabricated or pointed to the wrong molecule, and every one of them invented a target and potency for an unpublished compound, disagreeing with each other along the way. The deeper reason is architectural. An LLM generates fluent text; it does not compute a fingerprint, fit structure to measured activity, or attach a calibrated probability, a coverage guarantee or a domain boundary, and it will hallucinate with confidence (Ji et al., 2023). BrainSafe returns, for any structure, a calibrated probability, a conformal set with roughly 90% empirical coverage, an explicit in- or out-of-domain flag, and the nearest measured analogue with its pChEMBL. The two are complementary, not interchangeable, wherever a decision has to be auditable and anchored in measurement.</w:t>
       </w:r>
     </w:p>
     <w:p>
@@ -7212,19 +7212,7 @@
           <w:b w:val="0"/>
           <w:i w:val="0"/>
         </w:rPr>
-        <w:t>Why a dedicated tool rather than a general-purpose LLM — empirical answer. Our executed head-to-head (Section 3.6, Table 8) is decisive: four current LLMs matched or beat BrainSafe on BBB/hERG classification of well-known drugs, yet 45% of the ChEMBL identifiers they cited as evidence were fabricated or resolved to the wrong molecule, and all four confabulated a specific target and potency for an unpublished compound (disagreeing with one another), whereas BrainSafe grounded every call in a real measured analogue and reported honest uncertainty. The lesson is not that LLMs are inaccurate in general — on memorised compounds they are strong — but that they cannot be trusted for verifiable provenance or for novel chemistry, which is where hypothesis generation actually happens. BrainSafe is therefore complementary to, not replaced by, general LLMs where a decision must be auditable and grounded in measured data.</w:t>
-      </w:r>
-    </w:p>
-    <w:p>
-      <w:pPr>
-        <w:jc w:val="both"/>
-      </w:pPr>
-      <w:r>
-        <w:rPr>
-          <w:b w:val="0"/>
-          <w:i w:val="0"/>
-        </w:rPr>
-        <w:t>Several further limitations apply. The models predict target engagement, not the direction of modulation (agonism versus antagonism); engagement is distinct from clinical efficacy, and the clinical-precedent layer reports structural similarity to compounds with documented clinical phases rather than predicting efficacy; no prospective experimental validation has been performed; and GSK-3β and MAO-A generalise less well under temporal validation and are flagged as lower-confidence, while pooled DPPH antioxidant data show weak temporal transfer. Intended use is research hypothesis generation and prioritisation, not clinical or diagnostic application.</w:t>
+        <w:t>Some limitations remain, and they bound how the tool should be read. It predicts that a molecule engages a target, not whether it activates or blocks it (agonism versus antagonism), and engagement is not the same thing as clinical benefit; the clinical-precedent layer reports structural similarity to compounds that reached documented trial phases, which is context, not a prediction of efficacy. No prospective wet-lab validation has yet been done. GSK-3β and MAO-A generalise less well over time and are flagged as lower-confidence, and the pooled DPPH antioxidant data transfer only weakly across time. The tool is meant for research hypothesis generation and prioritisation, not for clinical or diagnostic use.</w:t>
       </w:r>
     </w:p>
     <w:p>
@@ -7244,7 +7232,7 @@
           <w:b w:val="0"/>
           <w:i w:val="0"/>
         </w:rPr>
-        <w:t>BrainSafe AI is a calibrated, evidence-grounded multi-endpoint CNS profiler built on measured public data, with per-endpoint performance within or above reported ranges on like-for-like splits and scaffold, cluster and temporal metrics reported alongside. Its limitations are documented, and it is suitable for an application/resource publication and for research prioritisation.</w:t>
+        <w:t>BrainSafe AI is a calibrated, evidence-grounded, multi-endpoint CNS profiler built entirely on measured public data. On like-for-like splits its per-endpoint performance sits within or above published ranges, and we report the harder scaffold, cluster and temporal numbers next to those rather than in place of them. The limitations are stated plainly. On that basis the tool is ready to serve both as a resource publication and as a practical aid to research prioritisation.</w:t>
       </w:r>
     </w:p>
     <w:p>

--- a/BrainSafe_AI_Publication/Manuscript/BrainSafe_AI_Manuscript.docx
+++ b/BrainSafe_AI_Publication/Manuscript/BrainSafe_AI_Manuscript.docx
@@ -231,7 +231,7 @@
           <w:b w:val="0"/>
           <w:i w:val="0"/>
         </w:rPr>
-        <w:t>Public resources already cover pieces of this. General ADMET platforms (Daina et al., 2017; Xiong et al., 2021; Fu et al., 2024; Cheng et al., 2012) predict BBB and hERG, but say nothing about CNS-target activity. Target-prediction servers (Daina et al., 2019; Awale and Reymond, 2019) return likely protein targets from chemical similarity, yet they do not condition those targets on brain penetration, roll them up into a disease-level view, attach calibrated uncertainty, or carry a safety axis. Individual endpoints have their own dedicated QSAR models — AChE and BACE1 (Ponzoni et al., 2019), MAO-B (Kumar et al., 2024), GSK-3β (Galati et al., 2023), BBB permeability (Kumar et al., 2022; Huang et al., 2024) — but no single tool draws them together. BrainSafe AI does exactly that, using models trained on measured public data and tested under four validation regimes.</w:t>
+        <w:t>Public resources already cover pieces of this. General ADMET platforms (Daina et al., 2017; Xiong et al., 2021; Fu et al., 2024; Cheng et al., 2012) predict BBB and hERG, but say nothing about CNS-target activity. Target-prediction servers (Daina et al., 2019; Awale and Reymond, 2019) return likely protein targets from chemical similarity, yet they do not condition those targets on brain penetration, roll them up into a disease-level view, attach calibrated uncertainty, or carry a safety axis. Individual endpoints have their own dedicated QSAR models: AChE and BACE1 (Ponzoni et al., 2019), MAO-B (Kumar et al., 2024), GSK-3β (Galati et al., 2023), BBB permeability (Kumar et al., 2022; Huang et al., 2024). No single tool, though, draws them together. BrainSafe AI does exactly that, using models trained on measured public data and tested under four validation regimes.</w:t>
       </w:r>
     </w:p>
     <w:p>
@@ -2814,7 +2814,7 @@
           <w:b w:val="0"/>
           <w:i w:val="0"/>
         </w:rPr>
-        <w:t>Results are reported in two modes. Non-comparative analysis (Sections 3.1 and 3.3) reports each endpoint’s standalone performance against its own held-out measured data — absolute discrimination, calibration, conformal coverage and behaviour on reference compounds. Comparative analysis (Sections 3.2, 3.4 and 3.5) benchmarks the same models against external references: published QSAR performance ranges, simpler internal baselines under an identical protocol, and the general-purpose large-language-model paradigm.</w:t>
+        <w:t>Results are reported in two modes. Non-comparative analysis (Sections 3.1 and 3.3) reports each endpoint’s standalone performance against its own held-out measured data: absolute discrimination, calibration, conformal coverage and behaviour on reference compounds. Comparative analysis (Sections 3.2, 3.4 and 3.5) benchmarks the same models against external references: published QSAR performance ranges, simpler internal baselines under an identical protocol, and the general-purpose large-language-model paradigm.</w:t>
       </w:r>
     </w:p>
     <w:p>
@@ -4504,7 +4504,7 @@
           <w:b w:val="0"/>
           <w:i w:val="0"/>
         </w:rPr>
-        <w:t>Under an identical scaffold-split protocol and feature set, the deployed ensemble was compared with a k-nearest-neighbour Tanimoto ‘read-across’ baseline — the closest algorithmic analogue to associative structural recall — and with L2-regularised logistic regression. The ensemble attained a mean scaffold-split AUROC of 0.912, versus 0.867 for k-nearest-neighbour (mean Δ = +0.045) and 0.808 for logistic regression (mean Δ = +0.104), and was best on every one of the eight endpoints (Table 6; Figure 5B). Exceeding a pure nearest-neighbour read-across indicates the model captures structure–activity relationships not reducible to retrieving the most similar known molecule.</w:t>
+        <w:t>Under an identical scaffold-split protocol and feature set, the deployed ensemble was compared with a k-nearest-neighbour Tanimoto ‘read-across’ baseline (the closest algorithmic analogue to associative structural recall) and with L2-regularised logistic regression. The ensemble attained a mean scaffold-split AUROC of 0.912, versus 0.867 for k-nearest-neighbour (mean Δ = +0.045) and 0.808 for logistic regression (mean Δ = +0.104), and was best on every one of the eight endpoints (Table 6; Figure 5B). Exceeding a pure nearest-neighbour read-across indicates the model captures structure–activity relationships not reducible to retrieving the most similar known molecule.</w:t>
       </w:r>
     </w:p>
     <w:p>
@@ -5850,7 +5850,7 @@
           <w:b w:val="0"/>
           <w:i w:val="0"/>
         </w:rPr>
-        <w:t>Benchmark evidence. On molecular property prediction — the task class BrainSafe performs — general-purpose LLMs consistently underperform specialised machine-learning models. In an eight-task chemistry benchmark, LLMs including GPT-4 lag task-specific models on property prediction and parse SMILES unreliably (Guo et al., 2023); a dedicated molecule-prediction benchmark reports that LLMs ‘generally lag behind ML models’, particularly where molecular geometry matters (Zhong et al., 2024); and even fine-tuned LLMs become competitive with dedicated QSAR models only in the low-data limit, not at the data scale used here (Jablonka et al., 2024). LLMs also exhibit documented factual hallucination in generative settings (Ji et al., 2023).</w:t>
+        <w:t>Benchmark evidence. On molecular property prediction (the task class BrainSafe performs), general-purpose LLMs consistently underperform specialised machine-learning models. In an eight-task chemistry benchmark, LLMs including GPT-4 lag task-specific models on property prediction and parse SMILES unreliably (Guo et al., 2023); a dedicated molecule-prediction benchmark reports that LLMs ‘generally lag behind ML models’, particularly where molecular geometry matters (Zhong et al., 2024); and even fine-tuned LLMs become competitive with dedicated QSAR models only in the low-data limit, not at the data scale used here (Jablonka et al., 2024). LLMs also exhibit documented factual hallucination in generative settings (Ji et al., 2023).</w:t>
       </w:r>
     </w:p>
     <w:p>
@@ -5862,7 +5862,7 @@
           <w:b w:val="0"/>
           <w:i w:val="0"/>
         </w:rPr>
-        <w:t>Scientific background. A general LLM is an autoregressive next-token predictor over text; it does not compute a molecular fingerprint, does not fit an explicit function from chemical structure to measured bioactivity, and does not emit a probability with a calibration or coverage guarantee. BrainSafe encodes each molecule as an ECFP-4 fingerprint plus 24 physicochemical descriptors, learns a structure-to-measured-activity mapping from 64,474 records, and returns a calibrated probability wrapped in a conformal set with empirically verified ~90% coverage, together with the nearest measured analogue and its measured pChEMBL — guarantees an LLM cannot provide. Table 7 summarises the capability differences (Supplementary Table S8).</w:t>
+        <w:t>Scientific background. A general LLM is an autoregressive next-token predictor over text; it does not compute a molecular fingerprint, does not fit an explicit function from chemical structure to measured bioactivity, and does not emit a probability with a calibration or coverage guarantee. BrainSafe encodes each molecule as an ECFP-4 fingerprint plus 24 physicochemical descriptors, learns a structure-to-measured-activity mapping from 64,474 records, and returns a calibrated probability wrapped in a conformal set with empirically verified ~90% coverage, together with the nearest measured analogue and its measured pChEMBL, none of which an LLM can provide. Table 7 summarises the capability differences (Supplementary Table S8).</w:t>
       </w:r>
     </w:p>
     <w:p>
@@ -6392,7 +6392,7 @@
           <w:b w:val="0"/>
           <w:i w:val="0"/>
         </w:rPr>
-        <w:t>Reproducible grounded-output demonstration. For fixed input structures the deployed engine returns verifiable artifacts (script BS_llm_comparison.py; output BS_llm_comparison.json): donepezil → AChE calibrated P = 1.00 with the nearest measured analogue at Tanimoto 1.00 (donepezil is itself a measured training compound, pChEMBL 7.75) and hERG P = 0.78; terfenadine → hERG P = 1.00, correctly flagging the cardiotoxicity for which it was withdrawn, while correctly calling it BBB non-penetrant; and a novel arylpiperazine of an unpublished scaffold → an honest conformal ‘uncertain’ set for AChE grounded in a measured analogue (pChEMBL 4.82) rather than a confident but unverifiable text answer. Every value is traceable to a measurement. This grounding — a calibrated probability, a coverage-guaranteed set, and measured-analogue provenance for any structure, including novel ones — is the scientific justification for a dedicated tool complementary to, not replaced by, general LLMs.</w:t>
+        <w:t>Reproducible grounded-output demonstration. For fixed input structures the deployed engine returns verifiable artifacts (script BS_llm_comparison.py; output BS_llm_comparison.json): donepezil → AChE calibrated P = 1.00 with the nearest measured analogue at Tanimoto 1.00 (donepezil is itself a measured training compound, pChEMBL 7.75) and hERG P = 0.78; terfenadine → hERG P = 1.00, correctly flagging the cardiotoxicity for which it was withdrawn, while correctly calling it BBB non-penetrant; and a novel arylpiperazine of an unpublished scaffold → an honest conformal ‘uncertain’ set for AChE grounded in a measured analogue (pChEMBL 4.82) rather than a confident but unverifiable text answer. Every value is traceable to a measurement. This grounding (a calibrated probability, a coverage-guaranteed set, and measured-analogue provenance for any structure, including novel ones) is the scientific justification for a dedicated tool complementary to, not replaced by, general LLMs.</w:t>
       </w:r>
     </w:p>
     <w:p>
@@ -7144,7 +7144,7 @@
           <w:b w:val="0"/>
           <w:i w:val="0"/>
         </w:rPr>
-        <w:t>Two findings are reported honestly. First, on classification of well-known approved drugs the LLMs are strong: three of four matched or exceeded BrainSafe on BBB (9/9 vs 8/9; BrainSafe mis-called the borderline-lipophilic astemizole) and their Brier scores were as good or better (Claude 0.020, ChatGPT 0.035) — so a dedicated tool is not justified by raw accuracy on famous compounds. Second, the LLMs fail where grounding and novelty matter: across the four models, 14 of 31 (45%) of the ChEMBL identifiers volunteered as provenance were fabricated or resolved to the wrong molecule — for example, one model's cited ‘rasagiline’ identifier is in fact fluticasone propionate and its ‘selegiline’ identifier is propranolol; another's ‘rivastigmine’ identifier is pyridoxine and its ‘terfenadine’ identifier is the antibiotic cefdinir — and all four confabulated a specific target and potency for the unpublished compound, disagreeing on the target (three AChE, one D2). BrainSafe fabricated nothing, grounded every prediction in a real measured analogue, and returned an honest conformal ‘uncertain’ set for the novel compound. An LLM can thus approximate textbook classifications but cannot be trusted for verifiable provenance or for novel chemistry — precisely what the dedicated tool provides.</w:t>
+        <w:t>Two findings are reported honestly. First, on classification of well-known approved drugs the LLMs are strong: three of four matched or exceeded BrainSafe on BBB (9/9 vs 8/9; BrainSafe mis-called the borderline-lipophilic astemizole) and their Brier scores were as good or better (Claude 0.020, ChatGPT 0.035); a dedicated tool is therefore not justified by raw accuracy on famous compounds. Second, the LLMs fail where grounding and novelty matter: across the four models, 14 of 31 (45%) of the ChEMBL identifiers volunteered as provenance were fabricated or resolved to the wrong molecule. For example, one model's cited ‘rasagiline’ identifier is in fact fluticasone propionate and its ‘selegiline’ identifier is propranolol; another's ‘rivastigmine’ identifier is pyridoxine and its ‘terfenadine’ identifier is the antibiotic cefdinir. All four also confabulated a specific target and potency for the unpublished compound, disagreeing on the target (three AChE, one D2). BrainSafe fabricated nothing, grounded every prediction in a real measured analogue, and returned an honest conformal ‘uncertain’ set for the novel compound. An LLM can thus approximate textbook classifications but cannot be trusted for verifiable provenance or for novel chemistry, which is precisely what the dedicated tool provides.</w:t>
       </w:r>
     </w:p>
     <w:p>
@@ -7164,7 +7164,7 @@
           <w:b w:val="0"/>
           <w:i w:val="0"/>
         </w:rPr>
-        <w:t>What BrainSafe AI contributes is the assembly, not the parts. Fingerprint and tree-ensemble QSAR, the BBB and hERG models, conformal prediction, the QED and CNS-MPO druggability rules — each is well established in its own right (Rogers and Hahn, 2010; Breiman, 2001; Norinder et al., 2014; Wager et al., 2010). What we have not found elsewhere is all of them working as one measured-data CNS profiler that is at the same time calibrated, conformal, evidence-grounded, BBB-gated, safety-aware and clinically contextualised (Daina et al., 2017, 2019; Fu et al., 2024; Awale and Reymond, 2019).</w:t>
+        <w:t>What BrainSafe AI contributes is the assembly, not the parts. Fingerprint and tree-ensemble QSAR, the BBB and hERG models, conformal prediction, and the QED and CNS-MPO druggability rules. Each is well established in its own right (Rogers and Hahn, 2010; Breiman, 2001; Norinder et al., 2014; Wager et al., 2010). What we have not found elsewhere is all of them working as one measured-data CNS profiler that is at the same time calibrated, conformal, evidence-grounded, BBB-gated, safety-aware and clinically contextualised (Daina et al., 2017, 2019; Fu et al., 2024; Awale and Reymond, 2019).</w:t>
       </w:r>
     </w:p>
     <w:p>
@@ -7200,7 +7200,7 @@
           <w:b w:val="0"/>
           <w:i w:val="0"/>
         </w:rPr>
-        <w:t>Threats to validity (scientific-flaw self-audit, with quantitative tests). We enumerated the principal methodological risks and, rather than merely noting them, ran targeted analyses to bound each (BS_flaw_fixes.py / BS_assay_composition.py / BS_assay_sensitivity.py). (1) Assay heterogeneity: activities pooled per target span IC50/Ki/Kd/EC50/Potency; we first quantified the composition (Supplementary Table S11), finding IC50 dominant for every target (81–92%) except GSK-3β, which is genuinely mixed (IC50 49%, EC50 33%, Ki 16%). Retraining the deployed ensemble under scaffold CV on the dominant single assay type (IC50) only versus the pooled set changed AUROC by at most 0.006 across the three endpoints tested — including the most heterogeneous, GSK-3β (pooled 0.919 vs IC50-only 0.913; MAO-B −0.006; hERG 0.000; Supplementary Table S12) — so pooling on the standardised pChEMBL scale does not materially distort discrimination. (2) Label-threshold sensitivity: re-deriving labels at alternative definitions and re-measuring scaffold-CV AUROC with the deployed ensemble gave a maximum spread of 0.109 across four endpoints and four definitions; the stricter ≥6.5/&lt;5.5 cut sat within 0.01–0.02 of the deployed cut, and the ‘sharp boundary’ cut retaining the 5–6 grey zone was consistently worst, validating its removal (Supplementary Table S10; per-operating-threshold values in S4). (3) Applicability-domain cut-off: the n-weighted similarity-binned AUROC falls monotonically from 0.958 (nearest-neighbour Tanimoto ≥0.8) to 0.770 (&lt;0.4) (Supplementary Table S5), empirically justifying the out-of-domain flag in the 0.3–0.4 band. (4) Disease mapping: the target-to-disease synthesis is a transparent, knowledge-based rule — not a learned layer — with each driver tagged by provenance, so it is inspectable and overridable. (5) Single safety anti-target: cardiotoxicity is represented by hERG alone; other liabilities are out of scope. (6) Read-across ceiling: the ensemble exceeds a k-nearest-neighbour baseline on every endpoint (Section 3.2), so performance is not merely memorised nearest-neighbour recall. Each risk is surfaced in the tool output or the supplementary tables rather than concealed.</w:t>
+        <w:t>Threats to validity (scientific-flaw self-audit, with quantitative tests). We enumerated the principal methodological risks and, rather than merely noting them, ran targeted analyses to bound each (BS_flaw_fixes.py / BS_assay_composition.py / BS_assay_sensitivity.py). (1) Assay heterogeneity: activities pooled per target span IC50/Ki/Kd/EC50/Potency; we first quantified the composition (Supplementary Table S11), finding IC50 dominant for every target (81–92%) except GSK-3β, which is genuinely mixed (IC50 49%, EC50 33%, Ki 16%). Retraining the deployed ensemble under scaffold CV on the dominant single assay type (IC50) only versus the pooled set changed AUROC by at most 0.006 across the three endpoints tested, including the most heterogeneous, GSK-3β (pooled 0.919 vs IC50-only 0.913; MAO-B −0.006; hERG 0.000; Supplementary Table S12). Pooling on the standardised pChEMBL scale therefore does not materially distort discrimination. (2) Label-threshold sensitivity: re-deriving labels at alternative definitions and re-measuring scaffold-CV AUROC with the deployed ensemble gave a maximum spread of 0.109 across four endpoints and four definitions; the stricter ≥6.5/&lt;5.5 cut sat within 0.01–0.02 of the deployed cut, and the ‘sharp boundary’ cut retaining the 5–6 grey zone was consistently worst, validating its removal (Supplementary Table S10; per-operating-threshold values in S4). (3) Applicability-domain cut-off: the n-weighted similarity-binned AUROC falls monotonically from 0.958 (nearest-neighbour Tanimoto ≥0.8) to 0.770 (&lt;0.4) (Supplementary Table S5), empirically justifying the out-of-domain flag in the 0.3–0.4 band. (4) Disease mapping: the target-to-disease synthesis is a transparent, knowledge-based rule (not a learned layer), with each driver tagged by provenance, so it is inspectable and overridable. (5) Single safety anti-target: cardiotoxicity is represented by hERG alone; other liabilities are out of scope. (6) Read-across ceiling: the ensemble exceeds a k-nearest-neighbour baseline on every endpoint (Section 3.2), so performance is not merely memorised nearest-neighbour recall. Each risk is surfaced in the tool output or the supplementary tables rather than concealed.</w:t>
       </w:r>
     </w:p>
     <w:p>

--- a/BrainSafe_AI_Publication/Manuscript/BrainSafe_AI_Manuscript.docx
+++ b/BrainSafe_AI_Publication/Manuscript/BrainSafe_AI_Manuscript.docx
@@ -318,7 +318,7 @@
           <w:i/>
           <w:sz w:val="18"/>
         </w:rPr>
-        <w:t>Table 1. Data provenance for each endpoint (all trained on measured experimental data).</w:t>
+        <w:t>Table 1. Data provenance for each endpoint (all trained on measured experimental data). ‘n/a’ in the year column marks sources without per-compound ChEMBL document years.</w:t>
       </w:r>
     </w:p>
     <w:tbl>
@@ -569,7 +569,7 @@
               <w:rPr>
                 <w:sz w:val="17"/>
               </w:rPr>
-              <w:t>curated</w:t>
+              <w:t>n/a</w:t>
             </w:r>
           </w:p>
         </w:tc>
@@ -927,7 +927,7 @@
               <w:rPr>
                 <w:sz w:val="17"/>
               </w:rPr>
-              <w:t>GSK3B</w:t>
+              <w:t>GSK-3β</w:t>
             </w:r>
           </w:p>
         </w:tc>
@@ -1497,7 +1497,7 @@
               <w:rPr>
                 <w:sz w:val="17"/>
               </w:rPr>
-              <w:t>HT2A</w:t>
+              <w:t>5-HT2A</w:t>
             </w:r>
           </w:p>
         </w:tc>
@@ -1937,7 +1937,7 @@
               <w:rPr>
                 <w:sz w:val="17"/>
               </w:rPr>
-              <w:t>curated</w:t>
+              <w:t>n/a</w:t>
             </w:r>
           </w:p>
         </w:tc>
@@ -2051,7 +2051,7 @@
               <w:rPr>
                 <w:sz w:val="17"/>
               </w:rPr>
-              <w:t>curated</w:t>
+              <w:t>n/a</w:t>
             </w:r>
           </w:p>
         </w:tc>
@@ -2814,7 +2814,7 @@
           <w:b w:val="0"/>
           <w:i w:val="0"/>
         </w:rPr>
-        <w:t>Results are reported in two modes. Non-comparative analysis (Sections 3.1 and 3.3) reports each endpoint’s standalone performance against its own held-out measured data: absolute discrimination, calibration, conformal coverage and behaviour on reference compounds. Comparative analysis (Sections 3.2, 3.4 and 3.5) benchmarks the same models against external references: published QSAR performance ranges, simpler internal baselines under an identical protocol, and the general-purpose large-language-model paradigm.</w:t>
+        <w:t>Results are reported in two modes. Non-comparative analysis (Sections 3.1, 3.4 and 3.5) reports each endpoint’s standalone performance against its own held-out measured data: absolute discrimination, calibration, conformal coverage, receptor-potency and antioxidant regression, and behaviour on reference compounds. Comparative analysis (Sections 3.2, 3.3 and 3.6) benchmarks the same models against external references: simpler internal baselines under an identical protocol, published QSAR performance ranges, and the general-purpose large-language-model paradigm.</w:t>
       </w:r>
     </w:p>
     <w:p>
@@ -2946,7 +2946,7 @@
                 <w:b/>
                 <w:sz w:val="17"/>
               </w:rPr>
-              <w:t>Pos.</w:t>
+              <w:t>Pos. rate</w:t>
             </w:r>
           </w:p>
         </w:tc>
@@ -3706,7 +3706,7 @@
               <w:rPr>
                 <w:sz w:val="17"/>
               </w:rPr>
-              <w:t>GSK3B</w:t>
+              <w:t>GSK-3β</w:t>
             </w:r>
           </w:p>
         </w:tc>
@@ -3862,7 +3862,7 @@
               <w:rPr>
                 <w:sz w:val="17"/>
               </w:rPr>
-              <w:t>MAO_A</w:t>
+              <w:t>MAO-A</w:t>
             </w:r>
           </w:p>
         </w:tc>
@@ -4018,7 +4018,7 @@
               <w:rPr>
                 <w:sz w:val="17"/>
               </w:rPr>
-              <w:t>MAO_B</w:t>
+              <w:t>MAO-B</w:t>
             </w:r>
           </w:p>
         </w:tc>
@@ -4504,7 +4504,7 @@
           <w:b w:val="0"/>
           <w:i w:val="0"/>
         </w:rPr>
-        <w:t>Under an identical scaffold-split protocol and feature set, the deployed ensemble was compared with a k-nearest-neighbour Tanimoto ‘read-across’ baseline (the closest algorithmic analogue to associative structural recall) and with L2-regularised logistic regression. The ensemble attained a mean scaffold-split AUROC of 0.912, versus 0.867 for k-nearest-neighbour (mean Δ = +0.045) and 0.808 for logistic regression (mean Δ = +0.104), and was best on every one of the eight endpoints (Table 6; Figure 5B). Exceeding a pure nearest-neighbour read-across indicates the model captures structure–activity relationships not reducible to retrieving the most similar known molecule.</w:t>
+        <w:t>Under an identical scaffold-split protocol and feature set, the deployed ensemble was compared with a k-nearest-neighbour Tanimoto ‘read-across’ baseline (the closest algorithmic analogue to associative structural recall) and with L2-regularised logistic regression. The ensemble attained a mean scaffold-split AUROC of 0.912, versus 0.867 for k-nearest-neighbour (mean Δ = +0.045) and 0.808 for logistic regression (mean Δ = +0.104), and was best on every one of the eight endpoints (Table 5; Figure 5B). Exceeding a pure nearest-neighbour read-across indicates the model captures structure–activity relationships not reducible to retrieving the most similar known molecule.</w:t>
       </w:r>
     </w:p>
     <w:p>
@@ -4514,7 +4514,7 @@
           <w:i/>
           <w:sz w:val="18"/>
         </w:rPr>
-        <w:t>Table 6. Scaffold-split AUROC of the deployed ensemble versus baselines (Supplementary Table S9).</w:t>
+        <w:t>Table 5. Scaffold-split AUROC of the deployed ensemble versus baselines (Supplementary Table S9).</w:t>
       </w:r>
     </w:p>
     <w:tbl>
@@ -4907,7 +4907,7 @@
               <w:rPr>
                 <w:sz w:val="17"/>
               </w:rPr>
-              <w:t>GSK3B</w:t>
+              <w:t>GSK-3β</w:t>
             </w:r>
           </w:p>
         </w:tc>
@@ -4979,7 +4979,7 @@
               <w:rPr>
                 <w:sz w:val="17"/>
               </w:rPr>
-              <w:t>MAO_A</w:t>
+              <w:t>MAO-A</w:t>
             </w:r>
           </w:p>
         </w:tc>
@@ -5051,7 +5051,7 @@
               <w:rPr>
                 <w:sz w:val="17"/>
               </w:rPr>
-              <w:t>MAO_B</w:t>
+              <w:t>MAO-B</w:t>
             </w:r>
           </w:p>
         </w:tc>
@@ -5259,7 +5259,7 @@
           <w:b w:val="0"/>
           <w:i w:val="0"/>
         </w:rPr>
-        <w:t>On like-for-like random splits, per-endpoint AUROC was within or above reported ranges, for example BBB (0.88–0.96) and hERG (0.86–0.93) (Kumar et al., 2022; Huang et al., 2024; Figure 6).</w:t>
+        <w:t>On like-for-like random splits, per-endpoint AUROC was within or above reported ranges, for example BBB (0.88–0.96; Kumar et al., 2022; Huang et al., 2024) and hERG (0.86–0.93). The full per-endpoint comparison against the collected literature ranges is given in Supplementary Table S7 (Figure 6).</w:t>
       </w:r>
     </w:p>
     <w:p>
@@ -5277,7 +5277,7 @@
           <w:i/>
           <w:sz w:val="18"/>
         </w:rPr>
-        <w:t>Table 5. Receptor potency-regression performance (scaffold cross-validation and temporal split).</w:t>
+        <w:t>Table 6. Receptor potency-regression performance (scaffold cross-validation and temporal split).</w:t>
       </w:r>
     </w:p>
     <w:tbl>
@@ -5570,7 +5570,7 @@
               <w:rPr>
                 <w:sz w:val="17"/>
               </w:rPr>
-              <w:t>HT2A</w:t>
+              <w:t>5-HT2A</w:t>
             </w:r>
           </w:p>
         </w:tc>
@@ -5798,7 +5798,7 @@
           <w:b w:val="0"/>
           <w:i w:val="0"/>
         </w:rPr>
-        <w:t>Receptor potency regressions achieved scaffold-CV R² of 0.34–0.53 and Spearman ρ of 0.57–0.71; temporal R² was lower (Table 5), and these endpoints are reported as ranking-grade. The antioxidant model trained on measured DPPH data (n = 2862) achieved scaffold-CV R² = 0.43, RMSE = 0.597 and Spearman = 0.636 (Figure 7); the earlier curated score correlated only weakly with measured DPPH (Spearman = 0.387).</w:t>
+        <w:t>Receptor potency regressions achieved scaffold-CV R² of 0.34–0.53 and Spearman ρ of 0.57–0.71; temporal R² was lower (Table 6), and these endpoints are reported as ranking-grade. The antioxidant model trained on measured DPPH data (n = 2862) achieved scaffold-CV R² = 0.43, RMSE = 0.597 and Spearman = 0.636 (Figure 7); the earlier curated score correlated only weakly with measured DPPH (Spearman = 0.387).</w:t>
       </w:r>
     </w:p>
     <w:p>
@@ -7164,7 +7164,7 @@
           <w:b w:val="0"/>
           <w:i w:val="0"/>
         </w:rPr>
-        <w:t>What BrainSafe AI contributes is the assembly, not the parts. Fingerprint and tree-ensemble QSAR, the BBB and hERG models, conformal prediction, and the QED and CNS-MPO druggability rules. Each is well established in its own right (Rogers and Hahn, 2010; Breiman, 2001; Norinder et al., 2014; Wager et al., 2010). What we have not found elsewhere is all of them working as one measured-data CNS profiler that is at the same time calibrated, conformal, evidence-grounded, BBB-gated, safety-aware and clinically contextualised (Daina et al., 2017, 2019; Fu et al., 2024; Awale and Reymond, 2019).</w:t>
+        <w:t>What BrainSafe AI contributes is the assembly, not the parts. Its components are individually familiar: fingerprint and tree-ensemble QSAR, the BBB and hERG models, conformal prediction, and the QED and CNS-MPO druggability rules, each well established in its own right (Rogers and Hahn, 2010; Breiman, 2001; Norinder et al., 2014; Wager et al., 2010). What we have not found elsewhere is all of them working as one measured-data CNS profiler that is at the same time calibrated, conformal, evidence-grounded, BBB-gated, safety-aware and clinically contextualised (Daina et al., 2017, 2019; Fu et al., 2024; Awale and Reymond, 2019).</w:t>
       </w:r>
     </w:p>
     <w:p>

--- a/BrainSafe_AI_Publication/Manuscript/BrainSafe_AI_Manuscript.docx
+++ b/BrainSafe_AI_Publication/Manuscript/BrainSafe_AI_Manuscript.docx
@@ -171,7 +171,7 @@
           <w:b w:val="0"/>
           <w:i w:val="0"/>
         </w:rPr>
-        <w:t>Background. Whether a small molecule will act on the brain cannot be read off any single property. It turns at once on passage across the blood–brain barrier (BBB), engagement of disease-relevant central-nervous-system (CNS) targets, developability, safety and clinical precedent, and the public tools in common use each cover only part of that picture (Daina et al., 2017; Fu et al., 2024). Results. We present BrainSafe AI, an open tool that works from chemical structure alone. It brings together eight machine-learning endpoints, every one trained on measured public bioactivity data (ChEMBL_37 pChEMBL values and the B3DB database; Mendez et al., 2019; Meng et al., 2021): BBB penetration, inhibition of AChE, BChE, BACE1, GSK-3β, MAO-A and MAO-B, and the hERG cardiotoxicity liability. Four receptor targets (D2, A2A, 5-HT2A and SERT) are handled instead by potency regression. A deterministic druggability/CNS-MPO layer (Wager et al., 2010) and a clinical-precedent layer of 504 nervous-system compounds with clinical-phase annotations place each prediction in context. Every probability is isotonic-calibrated (Niculescu-Mizil and Caruana, 2005) and carries a Mondrian conformal prediction set (Norinder et al., 2014); each call also returns its nearest measured analogues, and the target scores are folded into BBB-gated per-disease estimates. We assessed the models under four splits of increasing difficulty: random, scaffold, leave-cluster-out and temporal. Random-split AUROC ran from 0.94 to 0.98, scaffold and cluster AUROC from 0.87 to 0.95, and temporal AUROC from 0.61 to 0.92, with conformal coverage between 0.885 and 0.905. We also ran a pre-registered head-to-head against four general-purpose large language models. On well-known drugs they matched or beat BrainSafe at BBB and hERG classification; even so, 45% of the measured-data identifiers they cited proved fabricated or mis-attributed, and all four invented a target and potency for an unpublished compound. BrainSafe tied every prediction to a real measured analogue and reported honest uncertainty. Conclusion. BrainSafe AI delivers calibrated, evidence-grounded, BBB-gated and safety-aware CNS profiling built entirely on measured data. Code, models and data are released; the tool is for research use and remains pending peer review.</w:t>
+        <w:t>Background. Whether a small molecule will act on the brain cannot be read off any single property. It depends at once on passage across the blood–brain barrier (BBB), engagement of disease-relevant central-nervous-system (CNS) targets, developability, safety and clinical precedent. The public tools in common use each cover only part of that picture (Daina et al., 2017; Fu et al., 2024). Results. We present BrainSafe AI, an open tool that works from chemical structure alone. It brings together eight machine-learning endpoints, every one trained on measured public bioactivity data (ChEMBL_37 pChEMBL values and the B3DB database; Mendez et al., 2019; Meng et al., 2021): BBB penetration, inhibition of AChE, BChE, BACE1, GSK-3β, MAO-A and MAO-B, and the hERG cardiotoxicity liability. Four receptor targets (D2, A2A, 5-HT2A and SERT) are handled instead by potency regression. A deterministic druggability/CNS-MPO layer (Wager et al., 2010) and a clinical-precedent layer of 504 nervous-system compounds with clinical-phase annotations place each prediction in context. Every probability is isotonic-calibrated (Niculescu-Mizil and Caruana, 2005) and carries a Mondrian conformal prediction set (Norinder et al., 2014); each call also returns its nearest measured analogues, and the target scores are combined into BBB-gated per-disease estimates. We assessed the models under four splits of increasing difficulty: random, scaffold, leave-cluster-out and temporal. Random-split AUROC ran from 0.94 to 0.98, scaffold and cluster AUROC from 0.87 to 0.95, and temporal AUROC from 0.61 to 0.92, with conformal coverage between 0.885 and 0.905. We also ran a pre-registered head-to-head against four general-purpose large language models. On well-known drugs they matched or beat BrainSafe at BBB and hERG classification; even so, 45% of the measured-data identifiers they cited proved fabricated or mis-attributed, and all four invented a target and potency for an unpublished compound. BrainSafe tied every prediction to a real measured analogue and reported honest uncertainty. Conclusion. BrainSafe AI delivers calibrated, evidence-grounded, BBB-gated and safety-aware CNS profiling built entirely on measured data. Code, models and data are released; the tool is for research use and remains pending peer review.</w:t>
       </w:r>
     </w:p>
     <w:p>
@@ -231,7 +231,7 @@
           <w:b w:val="0"/>
           <w:i w:val="0"/>
         </w:rPr>
-        <w:t>Public resources already cover pieces of this. General ADMET platforms (Daina et al., 2017; Xiong et al., 2021; Fu et al., 2024; Cheng et al., 2012) predict BBB and hERG, but say nothing about CNS-target activity. Target-prediction servers (Daina et al., 2019; Awale and Reymond, 2019) return likely protein targets from chemical similarity, yet they do not condition those targets on brain penetration, roll them up into a disease-level view, attach calibrated uncertainty, or carry a safety axis. Individual endpoints have their own dedicated QSAR models: AChE and BACE1 (Ponzoni et al., 2019), MAO-B (Kumar et al., 2024), GSK-3β (Galati et al., 2023), BBB permeability (Kumar et al., 2022; Huang et al., 2024). No single tool, though, draws them together. BrainSafe AI does exactly that, using models trained on measured public data and tested under four validation regimes.</w:t>
+        <w:t>Public resources already cover pieces of this. General ADMET platforms (Daina et al., 2017; Xiong et al., 2021; Fu et al., 2024; Cheng et al., 2012) predict BBB and hERG, but say nothing about CNS-target activity. Target-prediction servers (Daina et al., 2019; Awale and Reymond, 2019) return likely protein targets from chemical similarity, yet they do not condition those targets on brain penetration, roll them up into a disease-level view, attach calibrated uncertainty, or carry a safety axis. Individual endpoints have their own dedicated QSAR models: AChE and BACE1 (Ponzoni et al., 2019), MAO-B (Kumar et al., 2024), GSK-3β (Galati et al., 2023), and BBB permeability (Kumar et al., 2022; Huang et al., 2024). No single tool, though, draws them together. BrainSafe AI does exactly that, using models trained on measured public data and tested under four validation regimes.</w:t>
       </w:r>
     </w:p>
     <w:p>
@@ -2102,7 +2102,7 @@
           <w:b w:val="0"/>
           <w:i w:val="0"/>
         </w:rPr>
-        <w:t>Molecules were represented by a 1,024-bit Morgan (ECFP, radius 2) fingerprint (Rogers and Hahn, 2010), computed with RDKit (RDKit, 2024), concatenated with 24 RDKit physicochemical descriptors. Classification used an unweighted-mean ensemble of random forest (Breiman, 2001), extremely randomised trees (Geurts et al., 2006) and histogram gradient boosting (Friedman, 2001; Ke et al., 2017) in scikit-learn (Pedregosa et al., 2011); regression used the corresponding regressor ensemble. Hyperparameters are listed in Table 2. A pre-specified quality gate (MCC ≥ 0.45 under scaffold CV) governed deployment; endpoints failing the gate as classifiers (D2, A2A, 5-HT2A, SERT) were served as regressions.</w:t>
+        <w:t>Molecules were represented by a 1,024-bit Morgan (ECFP, radius 2) fingerprint (Rogers and Hahn, 2010), computed with RDKit (RDKit, 2024), concatenated with 24 RDKit physicochemical descriptors. Classification used an unweighted-mean ensemble of random forest (Breiman, 2001), extremely randomised trees (Geurts et al., 2006) and histogram gradient boosting (Friedman, 2001; Ke et al., 2017) in scikit-learn (Pedregosa et al., 2011); regression used the corresponding regressor ensemble. Hyperparameters are listed in Table 2. A pre-specified quality gate (MCC ≥ 0.45 under scaffold CV) governed deployment; endpoints failing the gate as classifiers (D2, A2A, 5-HT2A, SERT) were modelled as regressions instead.</w:t>
       </w:r>
     </w:p>
     <w:p>
@@ -4504,7 +4504,7 @@
           <w:b w:val="0"/>
           <w:i w:val="0"/>
         </w:rPr>
-        <w:t>Under an identical scaffold-split protocol and feature set, the deployed ensemble was compared with a k-nearest-neighbour Tanimoto ‘read-across’ baseline (the closest algorithmic analogue to associative structural recall) and with L2-regularised logistic regression. The ensemble attained a mean scaffold-split AUROC of 0.912, versus 0.867 for k-nearest-neighbour (mean Δ = +0.045) and 0.808 for logistic regression (mean Δ = +0.104), and was best on every one of the eight endpoints (Table 5; Figure 5B). Exceeding a pure nearest-neighbour read-across indicates the model captures structure–activity relationships not reducible to retrieving the most similar known molecule.</w:t>
+        <w:t>Under an identical scaffold-split protocol and feature set, the deployed ensemble was compared with a k-nearest-neighbour Tanimoto ‘read-across’ baseline (the closest algorithmic analogue to associative structural recall) and with L2-regularised logistic regression. The ensemble attained a mean scaffold-split AUROC of 0.912, versus 0.867 for k-nearest-neighbour (mean Δ = +0.045) and 0.808 for logistic regression (mean Δ = +0.104), and was best on every one of the eight endpoints (Table 5; Figure 5B). Exceeding a pure nearest-neighbour read-across indicates that the model captures structure–activity relationships not reducible to retrieving the most similar known molecule.</w:t>
       </w:r>
     </w:p>
     <w:p>
@@ -6392,7 +6392,7 @@
           <w:b w:val="0"/>
           <w:i w:val="0"/>
         </w:rPr>
-        <w:t>Reproducible grounded-output demonstration. For fixed input structures the deployed engine returns verifiable artifacts (script BS_llm_comparison.py; output BS_llm_comparison.json): donepezil → AChE calibrated P = 1.00 with the nearest measured analogue at Tanimoto 1.00 (donepezil is itself a measured training compound, pChEMBL 7.75) and hERG P = 0.78; terfenadine → hERG P = 1.00, correctly flagging the cardiotoxicity for which it was withdrawn, while correctly calling it BBB non-penetrant; and a novel arylpiperazine of an unpublished scaffold → an honest conformal ‘uncertain’ set for AChE grounded in a measured analogue (pChEMBL 4.82) rather than a confident but unverifiable text answer. Every value is traceable to a measurement. This grounding (a calibrated probability, a coverage-guaranteed set, and measured-analogue provenance for any structure, including novel ones) is the scientific justification for a dedicated tool complementary to, not replaced by, general LLMs.</w:t>
+        <w:t>Reproducible grounded-output demonstration. For fixed input structures the deployed engine returns verifiable artifacts (script BS_llm_comparison.py; output BS_llm_comparison.json): donepezil → AChE calibrated P = 1.00 with the nearest measured analogue at Tanimoto 1.00 (donepezil is itself a measured training compound, pChEMBL 7.75) and hERG P = 0.78; terfenadine → hERG P = 1.00, correctly flagging the cardiotoxicity for which it was withdrawn while also calling it BBB non-penetrant; and a novel arylpiperazine of an unpublished scaffold → an honest conformal ‘uncertain’ set for AChE grounded in a measured analogue (pChEMBL 4.82) rather than a confident but unverifiable text answer. Every value is traceable to a measurement. This grounding (a calibrated probability, a coverage-guaranteed set, and measured-analogue provenance for any structure, including novel ones) is the scientific justification for a dedicated tool complementary to, not replaced by, general LLMs.</w:t>
       </w:r>
     </w:p>
     <w:p>
@@ -7144,7 +7144,7 @@
           <w:b w:val="0"/>
           <w:i w:val="0"/>
         </w:rPr>
-        <w:t>Two findings are reported honestly. First, on classification of well-known approved drugs the LLMs are strong: three of four matched or exceeded BrainSafe on BBB (9/9 vs 8/9; BrainSafe mis-called the borderline-lipophilic astemizole) and their Brier scores were as good or better (Claude 0.020, ChatGPT 0.035); a dedicated tool is therefore not justified by raw accuracy on famous compounds. Second, the LLMs fail where grounding and novelty matter: across the four models, 14 of 31 (45%) of the ChEMBL identifiers volunteered as provenance were fabricated or resolved to the wrong molecule. For example, one model's cited ‘rasagiline’ identifier is in fact fluticasone propionate and its ‘selegiline’ identifier is propranolol; another's ‘rivastigmine’ identifier is pyridoxine and its ‘terfenadine’ identifier is the antibiotic cefdinir. All four also confabulated a specific target and potency for the unpublished compound, disagreeing on the target (three AChE, one D2). BrainSafe fabricated nothing, grounded every prediction in a real measured analogue, and returned an honest conformal ‘uncertain’ set for the novel compound. An LLM can thus approximate textbook classifications but cannot be trusted for verifiable provenance or for novel chemistry, which is precisely what the dedicated tool provides.</w:t>
+        <w:t>Two findings stand out. First, on classification of well-known approved drugs the LLMs are strong: three of four matched or exceeded BrainSafe on BBB (9/9 vs 8/9; BrainSafe mis-called the borderline-lipophilic astemizole) and their Brier scores were as good or better (Claude 0.020, ChatGPT 0.035); a dedicated tool is therefore not justified by raw accuracy on famous compounds. Second, the LLMs fail where grounding and novelty matter: across the four models, 14 of 31 (45%) of the ChEMBL identifiers volunteered as provenance were fabricated or resolved to the wrong molecule. For example, one model's cited ‘rasagiline’ identifier is in fact fluticasone propionate and its ‘selegiline’ identifier is propranolol; another's ‘rivastigmine’ identifier is pyridoxine and its ‘terfenadine’ identifier is the antibiotic cefdinir. All four also confabulated a specific target and potency for the unpublished compound, disagreeing on the target (three AChE, one D2). BrainSafe fabricated nothing, grounded every prediction in a real measured analogue, and returned a conformal ‘uncertain’ set for the novel compound. An LLM can thus approximate textbook classifications but cannot be trusted for verifiable provenance or for novel chemistry, which is precisely what the dedicated tool provides.</w:t>
       </w:r>
     </w:p>
     <w:p>
@@ -7176,7 +7176,7 @@
           <w:b w:val="0"/>
           <w:i w:val="0"/>
         </w:rPr>
-        <w:t>AUROC fell from the random split (0.94–0.98) to the temporal one (0.61–0.92), and the size of that drop tracks how much new chemistry each test set contained: between 71% and 91% of the recent compounds carried Bemis–Murcko scaffolds the model had never seen. The two extremes are instructive. BACE1 held up at 0.92, but its recent test set was 93% active, which flatters the score; MAO-A, with a balanced 45%-active test set, gives the more honest figure of 0.61. Reporting all four regimes is what lets a reader see generalisation across both chemical space and time (Sheridan, 2013; Tropsha, 2010).</w:t>
+        <w:t>AUROC fell from the random split (0.94–0.98) to the temporal one (0.61–0.92), and the size of that drop tracks how much new chemistry each test set contained: between 71% and 91% of the recent compounds carried Bemis–Murcko scaffolds the model had never seen. The two extremes are instructive. BACE1 held up at 0.92, but its recent test set was 93% active, which flatters the score; MAO-A, with a balanced 45%-active test set, gives the more representative figure of 0.61. Reporting all four regimes is what lets a reader see generalisation across both chemical space and time (Sheridan, 2013; Tropsha, 2010).</w:t>
       </w:r>
     </w:p>
     <w:p>

--- a/BrainSafe_AI_Publication/Manuscript/BrainSafe_AI_Manuscript.docx
+++ b/BrainSafe_AI_Publication/Manuscript/BrainSafe_AI_Manuscript.docx
@@ -171,7 +171,7 @@
           <w:b w:val="0"/>
           <w:i w:val="0"/>
         </w:rPr>
-        <w:t>Background. Whether a small molecule will act on the brain cannot be read off any single property. It depends at once on passage across the blood–brain barrier (BBB), engagement of disease-relevant central-nervous-system (CNS) targets, developability, safety and clinical precedent. The public tools in common use each cover only part of that picture (Daina et al., 2017; Fu et al., 2024). Results. We present BrainSafe AI, an open tool that works from chemical structure alone. It brings together eight machine-learning endpoints, every one trained on measured public bioactivity data (ChEMBL_37 pChEMBL values and the B3DB database; Mendez et al., 2019; Meng et al., 2021): BBB penetration, inhibition of AChE, BChE, BACE1, GSK-3β, MAO-A and MAO-B, and the hERG cardiotoxicity liability. Four receptor targets (D2, A2A, 5-HT2A and SERT) are handled instead by potency regression. A deterministic druggability/CNS-MPO layer (Wager et al., 2010) and a clinical-precedent layer of 504 nervous-system compounds with clinical-phase annotations place each prediction in context. Every probability is isotonic-calibrated (Niculescu-Mizil and Caruana, 2005) and carries a Mondrian conformal prediction set (Norinder et al., 2014); each call also returns its nearest measured analogues, and the target scores are combined into BBB-gated per-disease estimates. We assessed the models under four splits of increasing difficulty: random, scaffold, leave-cluster-out and temporal. Random-split AUROC ran from 0.94 to 0.98, scaffold and cluster AUROC from 0.87 to 0.95, and temporal AUROC from 0.61 to 0.92, with conformal coverage between 0.885 and 0.905. We also ran a pre-registered head-to-head against four general-purpose large language models. On well-known drugs they matched or beat BrainSafe at BBB and hERG classification; even so, 45% of the measured-data identifiers they cited proved fabricated or mis-attributed, and all four invented a target and potency for an unpublished compound. BrainSafe tied every prediction to a real measured analogue and reported honest uncertainty. Conclusion. BrainSafe AI delivers calibrated, evidence-grounded, BBB-gated and safety-aware CNS profiling built entirely on measured data. Code, models and data are released; the tool is for research use and remains pending peer review.</w:t>
+        <w:t>Background. Judging whether a small molecule acts on the brain means answering several questions together: blood–brain-barrier (BBB) penetration, engagement of disease-relevant central-nervous-system (CNS) targets, developability, safety and clinical precedent. Public tools address these only in part (Daina et al., 2017; Fu et al., 2024). Results. BrainSafe AI is an open tool that predicts this profile from chemical structure alone. It integrates eight classification endpoints trained on measured public data (ChEMBL_37 and B3DB; 64,474 records; Mendez et al., 2019; Meng et al., 2021): BBB, AChE, BChE, BACE1, GSK-3β, MAO-A, MAO-B and the hERG safety liability, together with four receptor potency regressions, a measured-DPPH antioxidant model and a deterministic druggability/CNS-MPO layer. Predictions are isotonic-calibrated, carry Mondrian conformal sets (empirical coverage 0.885–0.905; Norinder et al., 2014), and are grounded in nearest measured analogues and BBB-gated per-disease scores. Discrimination is strong within populated chemical space (random-split AUROC 0.94–0.98; scaffold and cluster 0.87–0.95) but degrades on genuinely novel scaffolds, which we report explicitly: where a query’s nearest training neighbour is below Tanimoto 0.4, the mean AUROC falls to 0.77 (range 0.60–0.85). The ensemble outperforms a Tanimoto read-across baseline on all eight endpoints (DeLong p &lt; 0.05; MAO-A only marginally). A pre-registered case study shows that, unlike a general large language model, every prediction is traceable to a specific measurement. Conclusion. BrainSafe AI offers calibrated, evidence-grounded, safety-aware CNS profiling from measured data, with quantified and honest limits on novel chemistry. Code, models and data are released for research use, pending peer review.</w:t>
       </w:r>
     </w:p>
     <w:p>
@@ -2056,6 +2056,120 @@
           </w:p>
         </w:tc>
       </w:tr>
+      <w:tr>
+        <w:tc>
+          <w:tcPr>
+            <w:tcW w:type="dxa" w:w="1170"/>
+          </w:tcPr>
+          <w:p>
+            <w:r/>
+            <w:r>
+              <w:rPr>
+                <w:sz w:val="17"/>
+              </w:rPr>
+              <w:t>TOTAL</w:t>
+            </w:r>
+          </w:p>
+        </w:tc>
+        <w:tc>
+          <w:tcPr>
+            <w:tcW w:type="dxa" w:w="1170"/>
+          </w:tcPr>
+          <w:p>
+            <w:r/>
+            <w:r>
+              <w:rPr>
+                <w:sz w:val="17"/>
+              </w:rPr>
+              <w:t>–</w:t>
+            </w:r>
+          </w:p>
+        </w:tc>
+        <w:tc>
+          <w:tcPr>
+            <w:tcW w:type="dxa" w:w="1170"/>
+          </w:tcPr>
+          <w:p>
+            <w:r/>
+            <w:r>
+              <w:rPr>
+                <w:sz w:val="17"/>
+              </w:rPr>
+              <w:t>–</w:t>
+            </w:r>
+          </w:p>
+        </w:tc>
+        <w:tc>
+          <w:tcPr>
+            <w:tcW w:type="dxa" w:w="1170"/>
+          </w:tcPr>
+          <w:p>
+            <w:r/>
+            <w:r>
+              <w:rPr>
+                <w:sz w:val="17"/>
+              </w:rPr>
+              <w:t>–</w:t>
+            </w:r>
+          </w:p>
+        </w:tc>
+        <w:tc>
+          <w:tcPr>
+            <w:tcW w:type="dxa" w:w="1170"/>
+          </w:tcPr>
+          <w:p>
+            <w:r/>
+            <w:r>
+              <w:rPr>
+                <w:sz w:val="17"/>
+              </w:rPr>
+              <w:t>–</w:t>
+            </w:r>
+          </w:p>
+        </w:tc>
+        <w:tc>
+          <w:tcPr>
+            <w:tcW w:type="dxa" w:w="1170"/>
+          </w:tcPr>
+          <w:p>
+            <w:r/>
+            <w:r>
+              <w:rPr>
+                <w:sz w:val="17"/>
+              </w:rPr>
+              <w:t>sum of all endpoint sets</w:t>
+            </w:r>
+          </w:p>
+        </w:tc>
+        <w:tc>
+          <w:tcPr>
+            <w:tcW w:type="dxa" w:w="1170"/>
+          </w:tcPr>
+          <w:p>
+            <w:r/>
+            <w:r>
+              <w:rPr>
+                <w:sz w:val="17"/>
+              </w:rPr>
+              <w:t>64474</w:t>
+            </w:r>
+          </w:p>
+        </w:tc>
+        <w:tc>
+          <w:tcPr>
+            <w:tcW w:type="dxa" w:w="1170"/>
+          </w:tcPr>
+          <w:p>
+            <w:r/>
+            <w:r>
+              <w:rPr>
+                <w:sz w:val="17"/>
+              </w:rPr>
+              <w:t>–</w:t>
+            </w:r>
+          </w:p>
+        </w:tc>
+      </w:tr>
     </w:tbl>
     <w:p>
       <w:r>
@@ -2774,7 +2888,7 @@
           <w:b w:val="0"/>
           <w:i w:val="0"/>
         </w:rPr>
-        <w:t>and per-disease scores take the maximum engagement over the targets mapped to each disease. Druggability is a deterministic composite of QED (Bickerton et al., 2012), Lipinski (Lipinski et al., 2001) and Veber (Veber et al., 2002) compliance, the CNS-MPO desirability score (Wager et al., 2010) and PAINS alerts (Baell and Holloway, 2010). Each prediction returns the nearest measured analogues by Tanimoto similarity (Willett, 2006).</w:t>
+        <w:t>and per-disease scores take the maximum engagement over the targets mapped to each disease. This product is used deliberately as a monotone priority index for ranking, not as a calibrated probability of a clinical event: it multiplies two calibrated probabilities under a working independence assumption that does not strictly hold, since lipophilicity influences both barrier penetration and target binding. Because both factors are monotone in ‘desirable’, the product still orders candidates sensibly (a compound must both reach the brain and engage the target to score highly) and it down-weights potent binders that are predicted not to penetrate. We therefore treat the per-disease scores as heuristic priority indices, and the target and BBB probabilities that compose them are reported separately so a user can inspect each. The assumption and how the index could be validated are discussed in Section 4. Druggability is a deterministic composite of QED (Bickerton et al., 2012), Lipinski (Lipinski et al., 2001) and Veber (Veber et al., 2002) compliance, the CNS-MPO desirability score (Wager et al., 2010) and PAINS alerts (Baell and Holloway, 2010). Each prediction returns the nearest measured analogues by Tanimoto similarity (Willett, 2006).</w:t>
       </w:r>
     </w:p>
     <w:p>
@@ -4484,7 +4598,68 @@
           <w:b w:val="0"/>
           <w:i w:val="0"/>
         </w:rPr>
-        <w:t>Random-split AUROC was 0.94–0.98 across endpoints; scaffold and leave-cluster-out AUROC were 0.87–0.95; and temporal-split AUROC was 0.61–0.92 (Figure 3; Table 4). Isotonic calibration gave Brier scores of 0.04–0.14 (Figure 4B) and empirical conformal coverage of 0.885–0.905 against the 0.90 target (Figure 5A).</w:t>
+        <w:t>Within populated chemical space, random-split AUROC was 0.94–0.98 across endpoints; scaffold and leave-cluster-out AUROC were 0.87–0.95; and temporal-split AUROC was 0.61–0.92 (Figure 3; Table 4). Isotonic calibration gave Brier scores of 0.04–0.14 (Figure 4B) and empirical conformal coverage of 0.885–0.905 against the 0.90 target (Figure 5A).</w:t>
+      </w:r>
+    </w:p>
+    <w:p>
+      <w:pPr>
+        <w:jc w:val="center"/>
+      </w:pPr>
+      <w:r>
+        <w:drawing>
+          <wp:inline xmlns:a="http://schemas.openxmlformats.org/drawingml/2006/main" xmlns:pic="http://schemas.openxmlformats.org/drawingml/2006/picture">
+            <wp:extent cx="5760720" cy="3616809"/>
+            <wp:docPr id="7" name="Picture 7"/>
+            <wp:cNvGraphicFramePr>
+              <a:graphicFrameLocks noChangeAspect="1"/>
+            </wp:cNvGraphicFramePr>
+            <a:graphic>
+              <a:graphicData uri="http://schemas.openxmlformats.org/drawingml/2006/picture">
+                <pic:pic>
+                  <pic:nvPicPr>
+                    <pic:cNvPr id="0" name="fig8_generalisation.png"/>
+                    <pic:cNvPicPr/>
+                  </pic:nvPicPr>
+                  <pic:blipFill>
+                    <a:blip r:embed="rId15"/>
+                    <a:stretch>
+                      <a:fillRect/>
+                    </a:stretch>
+                  </pic:blipFill>
+                  <pic:spPr>
+                    <a:xfrm>
+                      <a:off x="0" y="0"/>
+                      <a:ext cx="5760720" cy="3616809"/>
+                    </a:xfrm>
+                    <a:prstGeom prst="rect"/>
+                  </pic:spPr>
+                </pic:pic>
+              </a:graphicData>
+            </a:graphic>
+          </wp:inline>
+        </w:drawing>
+      </w:r>
+    </w:p>
+    <w:p>
+      <w:r>
+        <w:rPr>
+          <w:b w:val="0"/>
+          <w:i/>
+          <w:sz w:val="18"/>
+        </w:rPr>
+        <w:t>Figure 6. Generalisation versus chemical novelty. For each held-out compound, AUROC is binned by its nearest-neighbour Tanimoto to the training set; the dashed line is the n-weighted mean over the eight classification endpoints.</w:t>
+      </w:r>
+    </w:p>
+    <w:p>
+      <w:pPr>
+        <w:jc w:val="both"/>
+      </w:pPr>
+      <w:r>
+        <w:rPr>
+          <w:b w:val="0"/>
+          <w:i w:val="0"/>
+        </w:rPr>
+        <w:t>A random-split headline overstates prospective utility, because ChEMBL target sets are analogue-dense and most published models report only that split. We therefore quantify generalisation as an explicit function of chemical novelty (Figure 6; Supplementary Table S5): for each held-out compound we bin its nearest-neighbour Tanimoto to the training set and measure AUROC within each bin. Discrimination is retained where a query resembles training chemistry (n-weighted mean AUROC 0.973 at Tanimoto ≥ 0.8 and 0.942 at 0.6–0.8) but falls steadily as novelty rises, to 0.874 at 0.4–0.6 and 0.774 below 0.4; in that most-novel bin the per-endpoint values span 0.60 (BChE) to 0.85 (BBB). This is the honest measure of behaviour on genuinely new scaffolds, and it is why the applicability-domain flag (Section 2.4) marks queries below Tanimoto 0.3–0.4 as low-confidence. Taken with the random-split numbers, the claim is state-of-the-art discrimination within populated chemical space, with quantified degradation on novel chemistry rather than a single inflated headline.</w:t>
       </w:r>
     </w:p>
     <w:p>
@@ -5195,6 +5370,18 @@
     </w:p>
     <w:p>
       <w:pPr>
+        <w:jc w:val="both"/>
+      </w:pPr>
+      <w:r>
+        <w:rPr>
+          <w:b w:val="0"/>
+          <w:i w:val="0"/>
+        </w:rPr>
+        <w:t>To test whether these margins exceed sampling noise, we applied DeLong’s test for two correlated ROC curves to each ensemble-versus-kNN comparison, paired on identical held-out compounds, and corroborated it with a paired bootstrap (2,000 resamples; Supplementary Table S14). The paired test is more powerful than a per-AUROC confidence interval because the two ROC curves are strongly correlated on the same samples. The ensemble’s advantage is significant at all eight endpoints (DeLong p &lt; 0.05): decisively so for seven (p &lt; 0.001) and marginally for MAO-A, where the gain is smallest (Δ = +0.014, DeLong p = 0.033, bootstrap 95% CI [+0.001, +0.027]). We therefore report a statistically significant improvement over read-across on every endpoint, with MAO-A flagged as the borderline case.</w:t>
+      </w:r>
+    </w:p>
+    <w:p>
+      <w:pPr>
         <w:pStyle w:val="Heading2"/>
       </w:pPr>
       <w:r>
@@ -5209,7 +5396,7 @@
         <w:drawing>
           <wp:inline xmlns:a="http://schemas.openxmlformats.org/drawingml/2006/main" xmlns:pic="http://schemas.openxmlformats.org/drawingml/2006/picture">
             <wp:extent cx="5760720" cy="3200400"/>
-            <wp:docPr id="7" name="Picture 7"/>
+            <wp:docPr id="8" name="Picture 8"/>
             <wp:cNvGraphicFramePr>
               <a:graphicFrameLocks noChangeAspect="1"/>
             </wp:cNvGraphicFramePr>
@@ -5221,7 +5408,7 @@
                     <pic:cNvPicPr/>
                   </pic:nvPicPr>
                   <pic:blipFill>
-                    <a:blip r:embed="rId15"/>
+                    <a:blip r:embed="rId16"/>
                     <a:stretch>
                       <a:fillRect/>
                     </a:stretch>
@@ -5247,7 +5434,7 @@
           <w:i/>
           <w:sz w:val="18"/>
         </w:rPr>
-        <w:t>Figure 6. Per-endpoint random-split AUROC (this work) relative to reported random-split ranges.</w:t>
+        <w:t>Figure 7. Per-endpoint random-split AUROC (this work) relative to reported random-split ranges.</w:t>
       </w:r>
     </w:p>
     <w:p>
@@ -5259,7 +5446,7 @@
           <w:b w:val="0"/>
           <w:i w:val="0"/>
         </w:rPr>
-        <w:t>On like-for-like random splits, per-endpoint AUROC was within or above reported ranges, for example BBB (0.88–0.96; Kumar et al., 2022; Huang et al., 2024) and hERG (0.86–0.93). The full per-endpoint comparison against the collected literature ranges is given in Supplementary Table S7 (Figure 6).</w:t>
+        <w:t>On like-for-like random splits, per-endpoint AUROC was within or above reported ranges, for example BBB (0.88–0.96; Kumar et al., 2022; Huang et al., 2024) and hERG (0.86–0.93). The full per-endpoint comparison against the collected literature ranges is given in Supplementary Table S7 (Figure 7). We stress that this is a cross-study comparison over different test sets and is therefore weaker than a same-test-set benchmark; a direct comparison against a public server on identical held-out compounds is a planned addition (Section 4).</w:t>
       </w:r>
     </w:p>
     <w:p>
@@ -5748,7 +5935,7 @@
         <w:drawing>
           <wp:inline xmlns:a="http://schemas.openxmlformats.org/drawingml/2006/main" xmlns:pic="http://schemas.openxmlformats.org/drawingml/2006/picture">
             <wp:extent cx="5760720" cy="3422159"/>
-            <wp:docPr id="8" name="Picture 8"/>
+            <wp:docPr id="9" name="Picture 9"/>
             <wp:cNvGraphicFramePr>
               <a:graphicFrameLocks noChangeAspect="1"/>
             </wp:cNvGraphicFramePr>
@@ -5760,7 +5947,7 @@
                     <pic:cNvPicPr/>
                   </pic:nvPicPr>
                   <pic:blipFill>
-                    <a:blip r:embed="rId16"/>
+                    <a:blip r:embed="rId17"/>
                     <a:stretch>
                       <a:fillRect/>
                     </a:stretch>
@@ -5786,7 +5973,7 @@
           <w:i/>
           <w:sz w:val="18"/>
         </w:rPr>
-        <w:t>Figure 7. Predicted versus measured potency (scaffold cross-validation) for the measured antioxidant (DPPH) model and the four receptor potency-regression endpoints (panels A–E).</w:t>
+        <w:t>Figure 8. Predicted versus measured potency (scaffold cross-validation) for the measured antioxidant (DPPH) model and the four receptor potency-regression endpoints (panels A–E).</w:t>
       </w:r>
     </w:p>
     <w:p>
@@ -5798,7 +5985,7 @@
           <w:b w:val="0"/>
           <w:i w:val="0"/>
         </w:rPr>
-        <w:t>Receptor potency regressions achieved scaffold-CV R² of 0.34–0.53 and Spearman ρ of 0.57–0.71; temporal R² was lower (Table 6), and these endpoints are reported as ranking-grade. The antioxidant model trained on measured DPPH data (n = 2862) achieved scaffold-CV R² = 0.43, RMSE = 0.597 and Spearman = 0.636 (Figure 7); the earlier curated score correlated only weakly with measured DPPH (Spearman = 0.387).</w:t>
+        <w:t>Receptor potency regressions achieved scaffold-CV R² of 0.34–0.53 and Spearman ρ of 0.57–0.71; temporal R² was lower (Table 6), and these endpoints are reported as ranking-grade. The antioxidant model trained on measured DPPH data (n = 2862) achieved scaffold-CV R² = 0.43, RMSE = 0.597 and Spearman = 0.636 (Figure 8); the earlier curated score correlated only weakly with measured DPPH (Spearman = 0.387).</w:t>
       </w:r>
     </w:p>
     <w:p>
@@ -5826,7 +6013,7 @@
         <w:pStyle w:val="Heading2"/>
       </w:pPr>
       <w:r>
-        <w:t>3.6 Comparison with general-purpose large language models (comparative)</w:t>
+        <w:t>3.6 Illustrative case study: general-purpose LLMs (comparative)</w:t>
       </w:r>
     </w:p>
     <w:p>
@@ -5838,7 +6025,7 @@
           <w:b w:val="0"/>
           <w:i w:val="0"/>
         </w:rPr>
-        <w:t>Because general-purpose large language models (LLMs) can be queried in natural language for chemical information, we assessed whether a dedicated tool remains warranted, along three lines: published benchmark evidence, the scientific basis of the difference, and a reproducible demonstration of grounded output.</w:t>
+        <w:t>A common question is whether a dedicated tool is needed when a general-purpose large language model (LLM) can be queried in natural language. We address this as an illustrative case study, not a benchmark: the panel below is small (ten compounds), single-shot, and the models are versioned snapshots that will change, so the numbers should be read as a qualitative demonstration rather than a rigorous performance comparison. Our contribution is the QSAR and its integration; this section is context, not a load-bearing result. We consider three lines: published benchmark evidence, the architectural basis of the difference, and a grounded-output demonstration.</w:t>
       </w:r>
     </w:p>
     <w:p>
@@ -6404,7 +6591,7 @@
           <w:b w:val="0"/>
           <w:i w:val="0"/>
         </w:rPr>
-        <w:t>Pre-registered head-to-head benchmark (executed). We froze a fixed prompt, a 10-compound panel with uncontested ground truth (approved-drug pharmacology plus one unpublished scaffold), and a scoring rubric before any system was run (protocol and key released with the code), then ran the identical prompt on four general-purpose LLMs (Gemini Pro, ChatGPT/GPT-4o, Perplexity, Claude) and scored every reply against the same measured-data key (Table 8; Supplementary Table S13).</w:t>
+        <w:t>Grounded-output case study. Using a prompt, a ten-compound panel (approved-drug pharmacology plus one unpublished scaffold) and a scoring rubric all fixed in advance (protocol and key released with the code), we queried four general-purpose LLMs once each (Gemini Pro, ChatGPT/GPT-4o, Perplexity, Claude; specific dated snapshots) and scored the replies against the measured-data key (Table 8; Supplementary Table S13). These are single-shot results on a small panel and are illustrative only.</w:t>
       </w:r>
     </w:p>
     <w:p>
@@ -6414,7 +6601,7 @@
           <w:i/>
           <w:sz w:val="18"/>
         </w:rPr>
-        <w:t>Table 8. Pre-registered LLM head-to-head, scored against the frozen measured-data key. hERG scored on five uncontested compounds; BrainSafe cites measured analogues by structure, not ChEMBL IDs.</w:t>
+        <w:t>Table 8. Illustrative LLM case study (single-shot, ten-compound panel), scored against the frozen measured-data key. hERG scored on five uncontested compounds. Note the asymmetry: BrainSafe cites measured analogues by structure and never emits a ChEMBL identifier, so by construction it cannot fabricate one; the identifier columns therefore describe the LLMs’ behaviour, not a like-for-like score.</w:t>
       </w:r>
     </w:p>
     <w:tbl>
@@ -6425,19 +6612,18 @@
         <w:tblLook w:firstColumn="1" w:firstRow="1" w:lastColumn="0" w:lastRow="0" w:noHBand="0" w:noVBand="1" w:val="04A0"/>
       </w:tblPr>
       <w:tblGrid>
-        <w:gridCol w:w="1170"/>
-        <w:gridCol w:w="1170"/>
-        <w:gridCol w:w="1170"/>
-        <w:gridCol w:w="1170"/>
-        <w:gridCol w:w="1170"/>
-        <w:gridCol w:w="1170"/>
-        <w:gridCol w:w="1170"/>
-        <w:gridCol w:w="1170"/>
+        <w:gridCol w:w="1337"/>
+        <w:gridCol w:w="1337"/>
+        <w:gridCol w:w="1337"/>
+        <w:gridCol w:w="1337"/>
+        <w:gridCol w:w="1337"/>
+        <w:gridCol w:w="1337"/>
+        <w:gridCol w:w="1337"/>
       </w:tblGrid>
       <w:tr>
         <w:tc>
           <w:tcPr>
-            <w:tcW w:type="dxa" w:w="1170"/>
+            <w:tcW w:type="dxa" w:w="1337"/>
           </w:tcPr>
           <w:p>
             <w:r/>
@@ -6452,7 +6638,7 @@
         </w:tc>
         <w:tc>
           <w:tcPr>
-            <w:tcW w:type="dxa" w:w="1170"/>
+            <w:tcW w:type="dxa" w:w="1337"/>
           </w:tcPr>
           <w:p>
             <w:r/>
@@ -6461,13 +6647,13 @@
                 <w:b/>
                 <w:sz w:val="17"/>
               </w:rPr>
-              <w:t>BBB acc</w:t>
-            </w:r>
-          </w:p>
-        </w:tc>
-        <w:tc>
-          <w:tcPr>
-            <w:tcW w:type="dxa" w:w="1170"/>
+              <w:t>BBB (of 9)</w:t>
+            </w:r>
+          </w:p>
+        </w:tc>
+        <w:tc>
+          <w:tcPr>
+            <w:tcW w:type="dxa" w:w="1337"/>
           </w:tcPr>
           <w:p>
             <w:r/>
@@ -6476,13 +6662,13 @@
                 <w:b/>
                 <w:sz w:val="17"/>
               </w:rPr>
-              <w:t>hERG acc</w:t>
-            </w:r>
-          </w:p>
-        </w:tc>
-        <w:tc>
-          <w:tcPr>
-            <w:tcW w:type="dxa" w:w="1170"/>
+              <w:t>hERG (of 5)</w:t>
+            </w:r>
+          </w:p>
+        </w:tc>
+        <w:tc>
+          <w:tcPr>
+            <w:tcW w:type="dxa" w:w="1337"/>
           </w:tcPr>
           <w:p>
             <w:r/>
@@ -6491,13 +6677,13 @@
                 <w:b/>
                 <w:sz w:val="17"/>
               </w:rPr>
-              <w:t>Brier</w:t>
-            </w:r>
-          </w:p>
-        </w:tc>
-        <w:tc>
-          <w:tcPr>
-            <w:tcW w:type="dxa" w:w="1170"/>
+              <w:t>IDs cited</w:t>
+            </w:r>
+          </w:p>
+        </w:tc>
+        <w:tc>
+          <w:tcPr>
+            <w:tcW w:type="dxa" w:w="1337"/>
           </w:tcPr>
           <w:p>
             <w:r/>
@@ -6506,13 +6692,13 @@
                 <w:b/>
                 <w:sz w:val="17"/>
               </w:rPr>
-              <w:t>IDs cited</w:t>
-            </w:r>
-          </w:p>
-        </w:tc>
-        <w:tc>
-          <w:tcPr>
-            <w:tcW w:type="dxa" w:w="1170"/>
+              <w:t>Fabricated</w:t>
+            </w:r>
+          </w:p>
+        </w:tc>
+        <w:tc>
+          <w:tcPr>
+            <w:tcW w:type="dxa" w:w="1337"/>
           </w:tcPr>
           <w:p>
             <w:r/>
@@ -6521,13 +6707,13 @@
                 <w:b/>
                 <w:sz w:val="17"/>
               </w:rPr>
-              <w:t>Fabricated</w:t>
-            </w:r>
-          </w:p>
-        </w:tc>
-        <w:tc>
-          <w:tcPr>
-            <w:tcW w:type="dxa" w:w="1170"/>
+              <w:t>Wrong-molecule</w:t>
+            </w:r>
+          </w:p>
+        </w:tc>
+        <w:tc>
+          <w:tcPr>
+            <w:tcW w:type="dxa" w:w="1337"/>
           </w:tcPr>
           <w:p>
             <w:r/>
@@ -6536,22 +6722,7 @@
                 <w:b/>
                 <w:sz w:val="17"/>
               </w:rPr>
-              <w:t>Wrong-molecule</w:t>
-            </w:r>
-          </w:p>
-        </w:tc>
-        <w:tc>
-          <w:tcPr>
-            <w:tcW w:type="dxa" w:w="1170"/>
-          </w:tcPr>
-          <w:p>
-            <w:r/>
-            <w:r>
-              <w:rPr>
-                <w:b/>
-                <w:sz w:val="17"/>
-              </w:rPr>
-              <w:t>Novel confabulation</w:t>
+              <w:t>Novel confab.</w:t>
             </w:r>
           </w:p>
         </w:tc>
@@ -6559,7 +6730,7 @@
       <w:tr>
         <w:tc>
           <w:tcPr>
-            <w:tcW w:type="dxa" w:w="1170"/>
+            <w:tcW w:type="dxa" w:w="1337"/>
           </w:tcPr>
           <w:p>
             <w:r/>
@@ -6573,7 +6744,7 @@
         </w:tc>
         <w:tc>
           <w:tcPr>
-            <w:tcW w:type="dxa" w:w="1170"/>
+            <w:tcW w:type="dxa" w:w="1337"/>
           </w:tcPr>
           <w:p>
             <w:r/>
@@ -6587,7 +6758,7 @@
         </w:tc>
         <w:tc>
           <w:tcPr>
-            <w:tcW w:type="dxa" w:w="1170"/>
+            <w:tcW w:type="dxa" w:w="1337"/>
           </w:tcPr>
           <w:p>
             <w:r/>
@@ -6601,21 +6772,7 @@
         </w:tc>
         <w:tc>
           <w:tcPr>
-            <w:tcW w:type="dxa" w:w="1170"/>
-          </w:tcPr>
-          <w:p>
-            <w:r/>
-            <w:r>
-              <w:rPr>
-                <w:sz w:val="17"/>
-              </w:rPr>
-              <w:t>0.088</w:t>
-            </w:r>
-          </w:p>
-        </w:tc>
-        <w:tc>
-          <w:tcPr>
-            <w:tcW w:type="dxa" w:w="1170"/>
+            <w:tcW w:type="dxa" w:w="1337"/>
           </w:tcPr>
           <w:p>
             <w:r/>
@@ -6629,7 +6786,7 @@
         </w:tc>
         <w:tc>
           <w:tcPr>
-            <w:tcW w:type="dxa" w:w="1170"/>
+            <w:tcW w:type="dxa" w:w="1337"/>
           </w:tcPr>
           <w:p>
             <w:r/>
@@ -6643,7 +6800,7 @@
         </w:tc>
         <w:tc>
           <w:tcPr>
-            <w:tcW w:type="dxa" w:w="1170"/>
+            <w:tcW w:type="dxa" w:w="1337"/>
           </w:tcPr>
           <w:p>
             <w:r/>
@@ -6657,7 +6814,7 @@
         </w:tc>
         <w:tc>
           <w:tcPr>
-            <w:tcW w:type="dxa" w:w="1170"/>
+            <w:tcW w:type="dxa" w:w="1337"/>
           </w:tcPr>
           <w:p>
             <w:r/>
@@ -6673,7 +6830,7 @@
       <w:tr>
         <w:tc>
           <w:tcPr>
-            <w:tcW w:type="dxa" w:w="1170"/>
+            <w:tcW w:type="dxa" w:w="1337"/>
           </w:tcPr>
           <w:p>
             <w:r/>
@@ -6687,7 +6844,7 @@
         </w:tc>
         <w:tc>
           <w:tcPr>
-            <w:tcW w:type="dxa" w:w="1170"/>
+            <w:tcW w:type="dxa" w:w="1337"/>
           </w:tcPr>
           <w:p>
             <w:r/>
@@ -6701,7 +6858,7 @@
         </w:tc>
         <w:tc>
           <w:tcPr>
-            <w:tcW w:type="dxa" w:w="1170"/>
+            <w:tcW w:type="dxa" w:w="1337"/>
           </w:tcPr>
           <w:p>
             <w:r/>
@@ -6715,21 +6872,7 @@
         </w:tc>
         <w:tc>
           <w:tcPr>
-            <w:tcW w:type="dxa" w:w="1170"/>
-          </w:tcPr>
-          <w:p>
-            <w:r/>
-            <w:r>
-              <w:rPr>
-                <w:sz w:val="17"/>
-              </w:rPr>
-              <w:t>0.067</w:t>
-            </w:r>
-          </w:p>
-        </w:tc>
-        <w:tc>
-          <w:tcPr>
-            <w:tcW w:type="dxa" w:w="1170"/>
+            <w:tcW w:type="dxa" w:w="1337"/>
           </w:tcPr>
           <w:p>
             <w:r/>
@@ -6743,7 +6886,7 @@
         </w:tc>
         <w:tc>
           <w:tcPr>
-            <w:tcW w:type="dxa" w:w="1170"/>
+            <w:tcW w:type="dxa" w:w="1337"/>
           </w:tcPr>
           <w:p>
             <w:r/>
@@ -6757,7 +6900,7 @@
         </w:tc>
         <w:tc>
           <w:tcPr>
-            <w:tcW w:type="dxa" w:w="1170"/>
+            <w:tcW w:type="dxa" w:w="1337"/>
           </w:tcPr>
           <w:p>
             <w:r/>
@@ -6771,7 +6914,7 @@
         </w:tc>
         <w:tc>
           <w:tcPr>
-            <w:tcW w:type="dxa" w:w="1170"/>
+            <w:tcW w:type="dxa" w:w="1337"/>
           </w:tcPr>
           <w:p>
             <w:r/>
@@ -6787,7 +6930,7 @@
       <w:tr>
         <w:tc>
           <w:tcPr>
-            <w:tcW w:type="dxa" w:w="1170"/>
+            <w:tcW w:type="dxa" w:w="1337"/>
           </w:tcPr>
           <w:p>
             <w:r/>
@@ -6801,7 +6944,7 @@
         </w:tc>
         <w:tc>
           <w:tcPr>
-            <w:tcW w:type="dxa" w:w="1170"/>
+            <w:tcW w:type="dxa" w:w="1337"/>
           </w:tcPr>
           <w:p>
             <w:r/>
@@ -6815,7 +6958,7 @@
         </w:tc>
         <w:tc>
           <w:tcPr>
-            <w:tcW w:type="dxa" w:w="1170"/>
+            <w:tcW w:type="dxa" w:w="1337"/>
           </w:tcPr>
           <w:p>
             <w:r/>
@@ -6829,21 +6972,7 @@
         </w:tc>
         <w:tc>
           <w:tcPr>
-            <w:tcW w:type="dxa" w:w="1170"/>
-          </w:tcPr>
-          <w:p>
-            <w:r/>
-            <w:r>
-              <w:rPr>
-                <w:sz w:val="17"/>
-              </w:rPr>
-              <w:t>0.035</w:t>
-            </w:r>
-          </w:p>
-        </w:tc>
-        <w:tc>
-          <w:tcPr>
-            <w:tcW w:type="dxa" w:w="1170"/>
+            <w:tcW w:type="dxa" w:w="1337"/>
           </w:tcPr>
           <w:p>
             <w:r/>
@@ -6857,7 +6986,7 @@
         </w:tc>
         <w:tc>
           <w:tcPr>
-            <w:tcW w:type="dxa" w:w="1170"/>
+            <w:tcW w:type="dxa" w:w="1337"/>
           </w:tcPr>
           <w:p>
             <w:r/>
@@ -6871,7 +7000,7 @@
         </w:tc>
         <w:tc>
           <w:tcPr>
-            <w:tcW w:type="dxa" w:w="1170"/>
+            <w:tcW w:type="dxa" w:w="1337"/>
           </w:tcPr>
           <w:p>
             <w:r/>
@@ -6885,7 +7014,7 @@
         </w:tc>
         <w:tc>
           <w:tcPr>
-            <w:tcW w:type="dxa" w:w="1170"/>
+            <w:tcW w:type="dxa" w:w="1337"/>
           </w:tcPr>
           <w:p>
             <w:r/>
@@ -6901,7 +7030,7 @@
       <w:tr>
         <w:tc>
           <w:tcPr>
-            <w:tcW w:type="dxa" w:w="1170"/>
+            <w:tcW w:type="dxa" w:w="1337"/>
           </w:tcPr>
           <w:p>
             <w:r/>
@@ -6915,7 +7044,7 @@
         </w:tc>
         <w:tc>
           <w:tcPr>
-            <w:tcW w:type="dxa" w:w="1170"/>
+            <w:tcW w:type="dxa" w:w="1337"/>
           </w:tcPr>
           <w:p>
             <w:r/>
@@ -6929,7 +7058,7 @@
         </w:tc>
         <w:tc>
           <w:tcPr>
-            <w:tcW w:type="dxa" w:w="1170"/>
+            <w:tcW w:type="dxa" w:w="1337"/>
           </w:tcPr>
           <w:p>
             <w:r/>
@@ -6943,21 +7072,7 @@
         </w:tc>
         <w:tc>
           <w:tcPr>
-            <w:tcW w:type="dxa" w:w="1170"/>
-          </w:tcPr>
-          <w:p>
-            <w:r/>
-            <w:r>
-              <w:rPr>
-                <w:sz w:val="17"/>
-              </w:rPr>
-              <w:t>0.041</w:t>
-            </w:r>
-          </w:p>
-        </w:tc>
-        <w:tc>
-          <w:tcPr>
-            <w:tcW w:type="dxa" w:w="1170"/>
+            <w:tcW w:type="dxa" w:w="1337"/>
           </w:tcPr>
           <w:p>
             <w:r/>
@@ -6971,7 +7086,7 @@
         </w:tc>
         <w:tc>
           <w:tcPr>
-            <w:tcW w:type="dxa" w:w="1170"/>
+            <w:tcW w:type="dxa" w:w="1337"/>
           </w:tcPr>
           <w:p>
             <w:r/>
@@ -6985,7 +7100,7 @@
         </w:tc>
         <w:tc>
           <w:tcPr>
-            <w:tcW w:type="dxa" w:w="1170"/>
+            <w:tcW w:type="dxa" w:w="1337"/>
           </w:tcPr>
           <w:p>
             <w:r/>
@@ -6999,7 +7114,7 @@
         </w:tc>
         <w:tc>
           <w:tcPr>
-            <w:tcW w:type="dxa" w:w="1170"/>
+            <w:tcW w:type="dxa" w:w="1337"/>
           </w:tcPr>
           <w:p>
             <w:r/>
@@ -7015,7 +7130,7 @@
       <w:tr>
         <w:tc>
           <w:tcPr>
-            <w:tcW w:type="dxa" w:w="1170"/>
+            <w:tcW w:type="dxa" w:w="1337"/>
           </w:tcPr>
           <w:p>
             <w:r/>
@@ -7029,7 +7144,7 @@
         </w:tc>
         <w:tc>
           <w:tcPr>
-            <w:tcW w:type="dxa" w:w="1170"/>
+            <w:tcW w:type="dxa" w:w="1337"/>
           </w:tcPr>
           <w:p>
             <w:r/>
@@ -7043,7 +7158,7 @@
         </w:tc>
         <w:tc>
           <w:tcPr>
-            <w:tcW w:type="dxa" w:w="1170"/>
+            <w:tcW w:type="dxa" w:w="1337"/>
           </w:tcPr>
           <w:p>
             <w:r/>
@@ -7057,21 +7172,7 @@
         </w:tc>
         <w:tc>
           <w:tcPr>
-            <w:tcW w:type="dxa" w:w="1170"/>
-          </w:tcPr>
-          <w:p>
-            <w:r/>
-            <w:r>
-              <w:rPr>
-                <w:sz w:val="17"/>
-              </w:rPr>
-              <w:t>0.02</w:t>
-            </w:r>
-          </w:p>
-        </w:tc>
-        <w:tc>
-          <w:tcPr>
-            <w:tcW w:type="dxa" w:w="1170"/>
+            <w:tcW w:type="dxa" w:w="1337"/>
           </w:tcPr>
           <w:p>
             <w:r/>
@@ -7085,7 +7186,7 @@
         </w:tc>
         <w:tc>
           <w:tcPr>
-            <w:tcW w:type="dxa" w:w="1170"/>
+            <w:tcW w:type="dxa" w:w="1337"/>
           </w:tcPr>
           <w:p>
             <w:r/>
@@ -7099,7 +7200,7 @@
         </w:tc>
         <w:tc>
           <w:tcPr>
-            <w:tcW w:type="dxa" w:w="1170"/>
+            <w:tcW w:type="dxa" w:w="1337"/>
           </w:tcPr>
           <w:p>
             <w:r/>
@@ -7113,7 +7214,7 @@
         </w:tc>
         <w:tc>
           <w:tcPr>
-            <w:tcW w:type="dxa" w:w="1170"/>
+            <w:tcW w:type="dxa" w:w="1337"/>
           </w:tcPr>
           <w:p>
             <w:r/>
@@ -7144,7 +7245,7 @@
           <w:b w:val="0"/>
           <w:i w:val="0"/>
         </w:rPr>
-        <w:t>Two findings stand out. First, on classification of well-known approved drugs the LLMs are strong: three of four matched or exceeded BrainSafe on BBB (9/9 vs 8/9; BrainSafe mis-called the borderline-lipophilic astemizole) and their Brier scores were as good or better (Claude 0.020, ChatGPT 0.035); a dedicated tool is therefore not justified by raw accuracy on famous compounds. Second, the LLMs fail where grounding and novelty matter: across the four models, 14 of 31 (45%) of the ChEMBL identifiers volunteered as provenance were fabricated or resolved to the wrong molecule. For example, one model's cited ‘rasagiline’ identifier is in fact fluticasone propionate and its ‘selegiline’ identifier is propranolol; another's ‘rivastigmine’ identifier is pyridoxine and its ‘terfenadine’ identifier is the antibiotic cefdinir. All four also confabulated a specific target and potency for the unpublished compound, disagreeing on the target (three AChE, one D2). BrainSafe fabricated nothing, grounded every prediction in a real measured analogue, and returned a conformal ‘uncertain’ set for the novel compound. An LLM can thus approximate textbook classifications but cannot be trusted for verifiable provenance or for novel chemistry, which is precisely what the dedicated tool provides.</w:t>
+        <w:t>Two patterns emerge, with the caveats above. First, on well-known approved drugs the LLMs are strong: three of four matched or exceeded BrainSafe on BBB (9/9 vs 8/9; BrainSafe mis-called the borderline-lipophilic astemizole), so a dedicated tool is not justified by accuracy on famous compounds. Second, when the LLMs volunteered a specific ChEMBL identifier as provenance, 14 of the 31 identifiers cited (45%) were fabricated or resolved to the wrong molecule. For example, one model’s cited ‘rasagiline’ identifier is in fact fluticasone propionate, and another’s ‘rivastigmine’ identifier is pyridoxine. On the single unpublished compound, all four asserted a specific target and potency and disagreed with one another (three AChE, one D2), where BrainSafe returned a conformal ‘uncertain’ set grounded in a measured analogue. We read this narrowly: on a small panel, a text model can reproduce textbook classifications but its volunteered evidence is unreliable and it does not abstain on genuinely novel chemistry, whereas the grounded tool cites a real measurement or flags uncertainty.</w:t>
       </w:r>
     </w:p>
     <w:p>
@@ -7212,6 +7313,30 @@
           <w:b w:val="0"/>
           <w:i w:val="0"/>
         </w:rPr>
+        <w:t>The BBB-gated disease score is the closest thing here to a new method, and we are deliberately modest about it. It is a heuristic priority index: a product of two calibrated probabilities under a working independence assumption that does not strictly hold, since lipophilicity drives both barrier penetration and target binding, so the product is not itself a calibrated probability of any measurable event. It remains useful for ranking, because a candidate must both reach the brain and engage the target to score highly, and a potent binder predicted not to penetrate is down-weighted. A full quantitative validation of the index would need an outcome set in which brain penetration genuinely varies; our clinical-precedent set is unsuitable, being composed almost entirely of BBB-penetrant nervous-system drugs, so gating is close to neutral within it. Building a mixed penetrant/non-penetrant benchmark and showing that gating improves disease-level ranking on it is a clear next step that would turn the heuristic into a validated result.</w:t>
+      </w:r>
+    </w:p>
+    <w:p>
+      <w:pPr>
+        <w:jc w:val="both"/>
+      </w:pPr>
+      <w:r>
+        <w:rPr>
+          <w:b w:val="0"/>
+          <w:i w:val="0"/>
+        </w:rPr>
+        <w:t>Two further comparisons would strengthen the claims and are planned. First, a same-test-set benchmark: running our held-out BBB and hERG compounds through a public server such as ADMETlab 3.0 and reporting AUROC on identical molecules, which is more informative than the cross-study range comparison in Section 3.3. Second, prospective validation, either a strict external test set drawn from a source other than ChEMBL or B3DB, or modest wet-lab confirmation; either would support a claim of generalisation beyond the retrospective splits reported here.</w:t>
+      </w:r>
+    </w:p>
+    <w:p>
+      <w:pPr>
+        <w:jc w:val="both"/>
+      </w:pPr>
+      <w:r>
+        <w:rPr>
+          <w:b w:val="0"/>
+          <w:i w:val="0"/>
+        </w:rPr>
         <w:t>Some limitations remain, and they bound how the tool should be read. It predicts that a molecule engages a target, not whether it activates or blocks it (agonism versus antagonism), and engagement is not the same thing as clinical benefit; the clinical-precedent layer reports structural similarity to compounds that reached documented trial phases, which is context, not a prediction of efficacy. No prospective wet-lab validation has yet been done. GSK-3β and MAO-A generalise less well over time and are flagged as lower-confidence, and the pooled DPPH antioxidant data transfer only weakly across time. The tool is meant for research hypothesis generation and prioritisation, not for clinical or diagnostic use.</w:t>
       </w:r>
     </w:p>
@@ -7232,7 +7357,7 @@
           <w:b w:val="0"/>
           <w:i w:val="0"/>
         </w:rPr>
-        <w:t>BrainSafe AI is a calibrated, evidence-grounded, multi-endpoint CNS profiler built entirely on measured public data. On like-for-like splits its per-endpoint performance sits within or above published ranges, and we report the harder scaffold, cluster and temporal numbers next to those rather than in place of them. The limitations are stated plainly. On that basis the tool is ready to serve both as a resource publication and as a practical aid to research prioritisation.</w:t>
+        <w:t>BrainSafe AI is a calibrated, evidence-grounded, multi-endpoint CNS profiler built entirely on measured public data. Within populated chemical space its per-endpoint discrimination is state-of-the-art-grade, and it improves significantly on read-across at every endpoint; we place the harder scaffold, cluster and temporal numbers, and the explicit degradation on novel scaffolds, alongside that headline rather than in place of it. The limitations are stated plainly, and the two clearest routes to a stronger contribution, a validated BBB-gating index and a prospective external test, are identified. On that basis the tool is suited to a resource publication and to practical research prioritisation.</w:t>
       </w:r>
     </w:p>
     <w:p>
@@ -7252,7 +7377,7 @@
           <w:b w:val="0"/>
           <w:i w:val="0"/>
         </w:rPr>
-        <w:t>All trained models, datasets, validation reports (random, scaffold, cluster, temporal, conformal), supplementary tables and figures, and the fetch/train/validation scripts are provided in the project repository [URL/DOI to be added on acceptance], under an open licence. Source data derive from ChEMBL_37 (Mendez et al., 2019; Zdrazil et al., 2024) and B3DB (Meng et al., 2021). The interactive application is provided as app_v6_final.py.</w:t>
+        <w:t>All code, the per-endpoint measured training data (data/endpoints/*.csv), trained-model metadata, and every validation report, supplementary table and figure script are released in a public, version-tagged repository (release v1.0.0; https://github.com/krishna-g-999/brainsafe-ai) under the MIT licence, and archived on Zenodo (DOI: [inserted at submission]). Trained-model binaries (~1.3 GB) are regenerated deterministically (fixed random seed 42) by the released scripts and are also deposited in the Zenodo archive. Source data derive from ChEMBL version 37 (release 2026-05-01; Gaulton et al., 2012; Mendez et al., 2019; Zdrazil et al., 2024) and B3DB (Meng et al., 2021); the exact retrieval queries are in BS_fetch_endpoints.py. The interactive Streamlit application (app_v6_final.py) is available at [public URL inserted at submission].</w:t>
       </w:r>
     </w:p>
     <w:p>

--- a/BrainSafe_AI_Publication/Manuscript/BrainSafe_AI_Manuscript.docx
+++ b/BrainSafe_AI_Publication/Manuscript/BrainSafe_AI_Manuscript.docx
@@ -2908,7 +2908,7 @@
           <w:b w:val="0"/>
           <w:i w:val="0"/>
         </w:rPr>
-        <w:t>Models were evaluated under: (i) a random stratified split; (ii) scaffold GroupKFold (k = 5) on Bemis–Murcko generic scaffolds (Bemis and Murcko, 1996), with all transforms fit within each fold (Tropsha, 2010; Wu et al., 2018); (iii) leave-cluster-out using sphere-exclusion clusters held out in full; and (iv) temporal validation, training on compounds reported up to the 75th-percentile ChEMBL document year and testing on the most recent ~25% (Sheridan, 2013). Classification metrics were AUROC (with 95% bootstrap confidence intervals, 1,000 resamples), PR-AUC, balanced accuracy, MCC and Brier score; regression metrics were R², RMSE and Spearman ρ. Code, models and data-fetch scripts are released; a Streamlit application provides the interface.</w:t>
+        <w:t>Models were evaluated under: (i) a random stratified split; (ii) scaffold GroupKFold (k = 5) on Bemis–Murcko generic scaffolds (Bemis and Murcko, 1996), with all transforms fit within each fold (Tropsha, 2010; Wu et al., 2018); (iii) leave-cluster-out using sphere-exclusion clusters held out in full; and (iv) temporal validation, training on compounds reported up to the 75th-percentile ChEMBL document year and testing on the most recent ~25% (Sheridan, 2013). Classification metrics were AUROC (with 95% bootstrap confidence intervals, 1,000 resamples), PR-AUC, balanced accuracy, MCC and Brier score; regression metrics were R², RMSE and Spearman ρ. We report scaffold rather than plain random cross-validation deliberately: a random 10-fold split raises the mean classification AUROC to 0.96, but almost all of that +0.05 gain over the scaffold number is an artifact of analogue leakage between random folds, since the fold count itself barely matters (random 5-fold 0.96, random 10-fold 0.96) whereas the split type does (Supplementary Table S15). Random forest alone reaches 0.96 under the same random split, confirming it as a strong member of the three-model ensemble rather than a bottleneck. Code, models and data-fetch scripts are released; a Streamlit application provides the interface.</w:t>
       </w:r>
     </w:p>
     <w:p>
